--- a/docs/jp/design/07_基本設計書_法的対応ガイダンス.docx
+++ b/docs/jp/design/07_基本設計書_法的対応ガイダンス.docx
@@ -296,7 +296,7 @@
         <w:rPr>
           <w:rFonts w:ascii="Yu Gothic" w:eastAsia="Yu Gothic" w:hAnsi="Yu Gothic"/>
         </w:rPr>
-        <w:t xml:space="preserve">受ける決定は次の表のとおりである（設計計画書 第2版の決定・要調査・未決、および項目割りで見つけた抜け）。</w:t>
+        <w:t xml:space="preserve">受ける決定は次の表のとおりである（設計計画書 第2版の決定・要調査・未決、および項目割りで見つけた抜け）。設計計画書の決定・要調査・未決の文は第13章 1.2「設計計画書の決定から概要設計書・基本設計への対応」と概要設計書の行き先表による（本章には写さず、番号と項目割りの抜けだけを載せる）。</w:t>
       </w:r>
     </w:p>
     <w:tbl>
@@ -312,9 +312,9 @@
         </w:tblBorders>
       </w:tblPr>
       <w:tblGrid>
-        <w:gridCol w:w="1248"/>
-        <w:gridCol w:w="1664"/>
-        <w:gridCol w:w="6726"/>
+        <w:gridCol w:w="1021"/>
+        <w:gridCol w:w="3323"/>
+        <w:gridCol w:w="5294"/>
       </w:tblGrid>
       <w:tr>
         <w:trPr>
@@ -323,7 +323,7 @@
         </w:trPr>
         <w:tc>
           <w:tcPr>
-            <w:tcW w:type="dxa" w:w="1248"/>
+            <w:tcW w:type="dxa" w:w="1021"/>
             <w:tcBorders>
               <w:top w:val="single" w:color="A6B8D0" w:sz="4"/>
               <w:left w:val="single" w:color="A6B8D0" w:sz="4"/>
@@ -358,7 +358,7 @@
         </w:tc>
         <w:tc>
           <w:tcPr>
-            <w:tcW w:type="dxa" w:w="1664"/>
+            <w:tcW w:type="dxa" w:w="3323"/>
             <w:tcBorders>
               <w:top w:val="single" w:color="A6B8D0" w:sz="4"/>
               <w:left w:val="single" w:color="A6B8D0" w:sz="4"/>
@@ -393,7 +393,7 @@
         </w:tc>
         <w:tc>
           <w:tcPr>
-            <w:tcW w:type="dxa" w:w="6726"/>
+            <w:tcW w:type="dxa" w:w="5294"/>
             <w:tcBorders>
               <w:top w:val="single" w:color="A6B8D0" w:sz="4"/>
               <w:left w:val="single" w:color="A6B8D0" w:sz="4"/>
@@ -434,103 +434,103 @@
         </w:trPr>
         <w:tc>
           <w:tcPr>
-            <w:tcW w:type="dxa" w:w="1248"/>
-            <w:tcBorders>
-              <w:top w:val="single" w:color="A6B8D0" w:sz="4"/>
-              <w:left w:val="single" w:color="A6B8D0" w:sz="4"/>
-              <w:bottom w:val="single" w:color="A6B8D0" w:sz="4"/>
-              <w:right w:val="single" w:color="A6B8D0" w:sz="4"/>
-            </w:tcBorders>
-            <w:tcMar>
-              <w:top w:type="dxa" w:w="50"/>
-              <w:left w:type="dxa" w:w="90"/>
-              <w:bottom w:type="dxa" w:w="50"/>
-              <w:right w:type="dxa" w:w="90"/>
-            </w:tcMar>
-          </w:tcPr>
-          <w:p>
-            <w:pPr>
-              <w:keepNext/>
-              <w:keepLines/>
-              <w:spacing w:after="0" w:before="0" w:line="280"/>
-            </w:pPr>
-            <w:r>
-              <w:rPr>
-                <w:rFonts w:ascii="Yu Gothic" w:eastAsia="Yu Gothic" w:hAnsi="Yu Gothic"/>
-                <w:b w:val="false"/>
-                <w:bCs w:val="false"/>
-                <w:sz w:val="18"/>
-                <w:szCs w:val="18"/>
-              </w:rPr>
-              <w:t xml:space="preserve">D-2-6</w:t>
-            </w:r>
-          </w:p>
-        </w:tc>
-        <w:tc>
-          <w:tcPr>
-            <w:tcW w:type="dxa" w:w="1664"/>
-            <w:tcBorders>
-              <w:top w:val="single" w:color="A6B8D0" w:sz="4"/>
-              <w:left w:val="single" w:color="A6B8D0" w:sz="4"/>
-              <w:bottom w:val="single" w:color="A6B8D0" w:sz="4"/>
-              <w:right w:val="single" w:color="A6B8D0" w:sz="4"/>
-            </w:tcBorders>
-            <w:tcMar>
-              <w:top w:type="dxa" w:w="50"/>
-              <w:left w:type="dxa" w:w="90"/>
-              <w:bottom w:type="dxa" w:w="50"/>
-              <w:right w:type="dxa" w:w="90"/>
-            </w:tcMar>
-          </w:tcPr>
-          <w:p>
-            <w:pPr>
-              <w:keepNext/>
-              <w:keepLines/>
-              <w:spacing w:after="0" w:before="0" w:line="280"/>
-            </w:pPr>
-            <w:r>
-              <w:rPr>
-                <w:rFonts w:ascii="Yu Gothic" w:eastAsia="Yu Gothic" w:hAnsi="Yu Gothic"/>
-                <w:b w:val="false"/>
-                <w:bCs w:val="false"/>
-                <w:sz w:val="18"/>
-                <w:szCs w:val="18"/>
-              </w:rPr>
-              <w:t xml:space="preserve">決定</w:t>
-            </w:r>
-          </w:p>
-        </w:tc>
-        <w:tc>
-          <w:tcPr>
-            <w:tcW w:type="dxa" w:w="6726"/>
-            <w:tcBorders>
-              <w:top w:val="single" w:color="A6B8D0" w:sz="4"/>
-              <w:left w:val="single" w:color="A6B8D0" w:sz="4"/>
-              <w:bottom w:val="single" w:color="A6B8D0" w:sz="4"/>
-              <w:right w:val="single" w:color="A6B8D0" w:sz="4"/>
-            </w:tcBorders>
-            <w:tcMar>
-              <w:top w:type="dxa" w:w="50"/>
-              <w:left w:type="dxa" w:w="90"/>
-              <w:bottom w:type="dxa" w:w="50"/>
-              <w:right w:type="dxa" w:w="90"/>
-            </w:tcMar>
-          </w:tcPr>
-          <w:p>
-            <w:pPr>
-              <w:keepNext/>
-              <w:keepLines/>
-              <w:spacing w:after="0" w:before="0" w:line="280"/>
-            </w:pPr>
-            <w:r>
-              <w:rPr>
-                <w:rFonts w:ascii="Yu Gothic" w:eastAsia="Yu Gothic" w:hAnsi="Yu Gothic"/>
-                <w:b w:val="false"/>
-                <w:bCs w:val="false"/>
-                <w:sz w:val="18"/>
-                <w:szCs w:val="18"/>
-              </w:rPr>
-              <w:t xml:space="preserve">法的手続の代理および法的判断は行わない</w:t>
+            <w:tcW w:type="dxa" w:w="1021"/>
+            <w:tcBorders>
+              <w:top w:val="single" w:color="A6B8D0" w:sz="4"/>
+              <w:left w:val="single" w:color="A6B8D0" w:sz="4"/>
+              <w:bottom w:val="single" w:color="A6B8D0" w:sz="4"/>
+              <w:right w:val="single" w:color="A6B8D0" w:sz="4"/>
+            </w:tcBorders>
+            <w:tcMar>
+              <w:top w:type="dxa" w:w="50"/>
+              <w:left w:type="dxa" w:w="90"/>
+              <w:bottom w:type="dxa" w:w="50"/>
+              <w:right w:type="dxa" w:w="90"/>
+            </w:tcMar>
+          </w:tcPr>
+          <w:p>
+            <w:pPr>
+              <w:keepNext/>
+              <w:keepLines/>
+              <w:spacing w:after="0" w:before="0" w:line="280"/>
+            </w:pPr>
+            <w:r>
+              <w:rPr>
+                <w:rFonts w:ascii="Yu Gothic" w:eastAsia="Yu Gothic" w:hAnsi="Yu Gothic"/>
+                <w:b w:val="false"/>
+                <w:bCs w:val="false"/>
+                <w:sz w:val="18"/>
+                <w:szCs w:val="18"/>
+              </w:rPr>
+              <w:t xml:space="preserve">A-12</w:t>
+            </w:r>
+          </w:p>
+        </w:tc>
+        <w:tc>
+          <w:tcPr>
+            <w:tcW w:type="dxa" w:w="3323"/>
+            <w:tcBorders>
+              <w:top w:val="single" w:color="A6B8D0" w:sz="4"/>
+              <w:left w:val="single" w:color="A6B8D0" w:sz="4"/>
+              <w:bottom w:val="single" w:color="A6B8D0" w:sz="4"/>
+              <w:right w:val="single" w:color="A6B8D0" w:sz="4"/>
+            </w:tcBorders>
+            <w:tcMar>
+              <w:top w:type="dxa" w:w="50"/>
+              <w:left w:type="dxa" w:w="90"/>
+              <w:bottom w:type="dxa" w:w="50"/>
+              <w:right w:type="dxa" w:w="90"/>
+            </w:tcMar>
+          </w:tcPr>
+          <w:p>
+            <w:pPr>
+              <w:keepNext/>
+              <w:keepLines/>
+              <w:spacing w:after="0" w:before="0" w:line="280"/>
+            </w:pPr>
+            <w:r>
+              <w:rPr>
+                <w:rFonts w:ascii="Yu Gothic" w:eastAsia="Yu Gothic" w:hAnsi="Yu Gothic"/>
+                <w:b w:val="false"/>
+                <w:bCs w:val="false"/>
+                <w:sz w:val="18"/>
+                <w:szCs w:val="18"/>
+              </w:rPr>
+              <w:t xml:space="preserve">項目割りで見つけた抜け</w:t>
+            </w:r>
+          </w:p>
+        </w:tc>
+        <w:tc>
+          <w:tcPr>
+            <w:tcW w:type="dxa" w:w="5294"/>
+            <w:tcBorders>
+              <w:top w:val="single" w:color="A6B8D0" w:sz="4"/>
+              <w:left w:val="single" w:color="A6B8D0" w:sz="4"/>
+              <w:bottom w:val="single" w:color="A6B8D0" w:sz="4"/>
+              <w:right w:val="single" w:color="A6B8D0" w:sz="4"/>
+            </w:tcBorders>
+            <w:tcMar>
+              <w:top w:type="dxa" w:w="50"/>
+              <w:left w:type="dxa" w:w="90"/>
+              <w:bottom w:type="dxa" w:w="50"/>
+              <w:right w:type="dxa" w:w="90"/>
+            </w:tcMar>
+          </w:tcPr>
+          <w:p>
+            <w:pPr>
+              <w:keepNext/>
+              <w:keepLines/>
+              <w:spacing w:after="0" w:before="0" w:line="280"/>
+            </w:pPr>
+            <w:r>
+              <w:rPr>
+                <w:rFonts w:ascii="Yu Gothic" w:eastAsia="Yu Gothic" w:hAnsi="Yu Gothic"/>
+                <w:b w:val="false"/>
+                <w:bCs w:val="false"/>
+                <w:sz w:val="18"/>
+                <w:szCs w:val="18"/>
+              </w:rPr>
+              <w:t xml:space="preserve">企画草案第8節の共同対応・優先対象の扱い</w:t>
             </w:r>
           </w:p>
         </w:tc>
@@ -542,103 +542,103 @@
         </w:trPr>
         <w:tc>
           <w:tcPr>
-            <w:tcW w:type="dxa" w:w="1248"/>
-            <w:tcBorders>
-              <w:top w:val="single" w:color="A6B8D0" w:sz="4"/>
-              <w:left w:val="single" w:color="A6B8D0" w:sz="4"/>
-              <w:bottom w:val="single" w:color="A6B8D0" w:sz="4"/>
-              <w:right w:val="single" w:color="A6B8D0" w:sz="4"/>
-            </w:tcBorders>
-            <w:tcMar>
-              <w:top w:type="dxa" w:w="50"/>
-              <w:left w:type="dxa" w:w="90"/>
-              <w:bottom w:type="dxa" w:w="50"/>
-              <w:right w:type="dxa" w:w="90"/>
-            </w:tcMar>
-          </w:tcPr>
-          <w:p>
-            <w:pPr>
-              <w:keepNext/>
-              <w:keepLines/>
-              <w:spacing w:after="0" w:before="0" w:line="280"/>
-            </w:pPr>
-            <w:r>
-              <w:rPr>
-                <w:rFonts w:ascii="Yu Gothic" w:eastAsia="Yu Gothic" w:hAnsi="Yu Gothic"/>
-                <w:b w:val="false"/>
-                <w:bCs w:val="false"/>
-                <w:sz w:val="18"/>
-                <w:szCs w:val="18"/>
-              </w:rPr>
-              <w:t xml:space="preserve">D-9-7</w:t>
-            </w:r>
-          </w:p>
-        </w:tc>
-        <w:tc>
-          <w:tcPr>
-            <w:tcW w:type="dxa" w:w="1664"/>
-            <w:tcBorders>
-              <w:top w:val="single" w:color="A6B8D0" w:sz="4"/>
-              <w:left w:val="single" w:color="A6B8D0" w:sz="4"/>
-              <w:bottom w:val="single" w:color="A6B8D0" w:sz="4"/>
-              <w:right w:val="single" w:color="A6B8D0" w:sz="4"/>
-            </w:tcBorders>
-            <w:tcMar>
-              <w:top w:type="dxa" w:w="50"/>
-              <w:left w:type="dxa" w:w="90"/>
-              <w:bottom w:type="dxa" w:w="50"/>
-              <w:right w:type="dxa" w:w="90"/>
-            </w:tcMar>
-          </w:tcPr>
-          <w:p>
-            <w:pPr>
-              <w:keepNext/>
-              <w:keepLines/>
-              <w:spacing w:after="0" w:before="0" w:line="280"/>
-            </w:pPr>
-            <w:r>
-              <w:rPr>
-                <w:rFonts w:ascii="Yu Gothic" w:eastAsia="Yu Gothic" w:hAnsi="Yu Gothic"/>
-                <w:b w:val="false"/>
-                <w:bCs w:val="false"/>
-                <w:sz w:val="18"/>
-                <w:szCs w:val="18"/>
-              </w:rPr>
-              <w:t xml:space="preserve">決定</w:t>
-            </w:r>
-          </w:p>
-        </w:tc>
-        <w:tc>
-          <w:tcPr>
-            <w:tcW w:type="dxa" w:w="6726"/>
-            <w:tcBorders>
-              <w:top w:val="single" w:color="A6B8D0" w:sz="4"/>
-              <w:left w:val="single" w:color="A6B8D0" w:sz="4"/>
-              <w:bottom w:val="single" w:color="A6B8D0" w:sz="4"/>
-              <w:right w:val="single" w:color="A6B8D0" w:sz="4"/>
-            </w:tcBorders>
-            <w:tcMar>
-              <w:top w:type="dxa" w:w="50"/>
-              <w:left w:type="dxa" w:w="90"/>
-              <w:bottom w:type="dxa" w:w="50"/>
-              <w:right w:type="dxa" w:w="90"/>
-            </w:tcMar>
-          </w:tcPr>
-          <w:p>
-            <w:pPr>
-              <w:keepNext/>
-              <w:keepLines/>
-              <w:spacing w:after="0" w:before="0" w:line="280"/>
-            </w:pPr>
-            <w:r>
-              <w:rPr>
-                <w:rFonts w:ascii="Yu Gothic" w:eastAsia="Yu Gothic" w:hAnsi="Yu Gothic"/>
-                <w:b w:val="false"/>
-                <w:bCs w:val="false"/>
-                <w:sz w:val="18"/>
-                <w:szCs w:val="18"/>
-              </w:rPr>
-              <w:t xml:space="preserve">サーバーの所在は調査により判明するものとし、判明しない場合は断念する</w:t>
+            <w:tcW w:type="dxa" w:w="1021"/>
+            <w:tcBorders>
+              <w:top w:val="single" w:color="A6B8D0" w:sz="4"/>
+              <w:left w:val="single" w:color="A6B8D0" w:sz="4"/>
+              <w:bottom w:val="single" w:color="A6B8D0" w:sz="4"/>
+              <w:right w:val="single" w:color="A6B8D0" w:sz="4"/>
+            </w:tcBorders>
+            <w:tcMar>
+              <w:top w:type="dxa" w:w="50"/>
+              <w:left w:type="dxa" w:w="90"/>
+              <w:bottom w:type="dxa" w:w="50"/>
+              <w:right w:type="dxa" w:w="90"/>
+            </w:tcMar>
+          </w:tcPr>
+          <w:p>
+            <w:pPr>
+              <w:keepNext/>
+              <w:keepLines/>
+              <w:spacing w:after="0" w:before="0" w:line="280"/>
+            </w:pPr>
+            <w:r>
+              <w:rPr>
+                <w:rFonts w:ascii="Yu Gothic" w:eastAsia="Yu Gothic" w:hAnsi="Yu Gothic"/>
+                <w:b w:val="false"/>
+                <w:bCs w:val="false"/>
+                <w:sz w:val="18"/>
+                <w:szCs w:val="18"/>
+              </w:rPr>
+              <w:t xml:space="preserve">A-16</w:t>
+            </w:r>
+          </w:p>
+        </w:tc>
+        <w:tc>
+          <w:tcPr>
+            <w:tcW w:type="dxa" w:w="3323"/>
+            <w:tcBorders>
+              <w:top w:val="single" w:color="A6B8D0" w:sz="4"/>
+              <w:left w:val="single" w:color="A6B8D0" w:sz="4"/>
+              <w:bottom w:val="single" w:color="A6B8D0" w:sz="4"/>
+              <w:right w:val="single" w:color="A6B8D0" w:sz="4"/>
+            </w:tcBorders>
+            <w:tcMar>
+              <w:top w:type="dxa" w:w="50"/>
+              <w:left w:type="dxa" w:w="90"/>
+              <w:bottom w:type="dxa" w:w="50"/>
+              <w:right w:type="dxa" w:w="90"/>
+            </w:tcMar>
+          </w:tcPr>
+          <w:p>
+            <w:pPr>
+              <w:keepNext/>
+              <w:keepLines/>
+              <w:spacing w:after="0" w:before="0" w:line="280"/>
+            </w:pPr>
+            <w:r>
+              <w:rPr>
+                <w:rFonts w:ascii="Yu Gothic" w:eastAsia="Yu Gothic" w:hAnsi="Yu Gothic"/>
+                <w:b w:val="false"/>
+                <w:bCs w:val="false"/>
+                <w:sz w:val="18"/>
+                <w:szCs w:val="18"/>
+              </w:rPr>
+              <w:t xml:space="preserve">項目割りで見つけた抜け</w:t>
+            </w:r>
+          </w:p>
+        </w:tc>
+        <w:tc>
+          <w:tcPr>
+            <w:tcW w:type="dxa" w:w="5294"/>
+            <w:tcBorders>
+              <w:top w:val="single" w:color="A6B8D0" w:sz="4"/>
+              <w:left w:val="single" w:color="A6B8D0" w:sz="4"/>
+              <w:bottom w:val="single" w:color="A6B8D0" w:sz="4"/>
+              <w:right w:val="single" w:color="A6B8D0" w:sz="4"/>
+            </w:tcBorders>
+            <w:tcMar>
+              <w:top w:type="dxa" w:w="50"/>
+              <w:left w:type="dxa" w:w="90"/>
+              <w:bottom w:type="dxa" w:w="50"/>
+              <w:right w:type="dxa" w:w="90"/>
+            </w:tcMar>
+          </w:tcPr>
+          <w:p>
+            <w:pPr>
+              <w:keepNext/>
+              <w:keepLines/>
+              <w:spacing w:after="0" w:before="0" w:line="280"/>
+            </w:pPr>
+            <w:r>
+              <w:rPr>
+                <w:rFonts w:ascii="Yu Gothic" w:eastAsia="Yu Gothic" w:hAnsi="Yu Gothic"/>
+                <w:b w:val="false"/>
+                <w:bCs w:val="false"/>
+                <w:sz w:val="18"/>
+                <w:szCs w:val="18"/>
+              </w:rPr>
+              <w:t xml:space="preserve">非弁行為（法務で扱う）</w:t>
             </w:r>
           </w:p>
         </w:tc>
@@ -650,381 +650,57 @@
         </w:trPr>
         <w:tc>
           <w:tcPr>
-            <w:tcW w:type="dxa" w:w="1248"/>
-            <w:tcBorders>
-              <w:top w:val="single" w:color="A6B8D0" w:sz="4"/>
-              <w:left w:val="single" w:color="A6B8D0" w:sz="4"/>
-              <w:bottom w:val="single" w:color="A6B8D0" w:sz="4"/>
-              <w:right w:val="single" w:color="A6B8D0" w:sz="4"/>
-            </w:tcBorders>
-            <w:tcMar>
-              <w:top w:type="dxa" w:w="50"/>
-              <w:left w:type="dxa" w:w="90"/>
-              <w:bottom w:type="dxa" w:w="50"/>
-              <w:right w:type="dxa" w:w="90"/>
-            </w:tcMar>
-          </w:tcPr>
-          <w:p>
-            <w:pPr>
-              <w:keepNext/>
-              <w:keepLines/>
-              <w:spacing w:after="0" w:before="0" w:line="280"/>
-            </w:pPr>
-            <w:r>
-              <w:rPr>
-                <w:rFonts w:ascii="Yu Gothic" w:eastAsia="Yu Gothic" w:hAnsi="Yu Gothic"/>
-                <w:b w:val="false"/>
-                <w:bCs w:val="false"/>
-                <w:sz w:val="18"/>
-                <w:szCs w:val="18"/>
-              </w:rPr>
-              <w:t xml:space="preserve">D-11-1</w:t>
-            </w:r>
-          </w:p>
-        </w:tc>
-        <w:tc>
-          <w:tcPr>
-            <w:tcW w:type="dxa" w:w="1664"/>
-            <w:tcBorders>
-              <w:top w:val="single" w:color="A6B8D0" w:sz="4"/>
-              <w:left w:val="single" w:color="A6B8D0" w:sz="4"/>
-              <w:bottom w:val="single" w:color="A6B8D0" w:sz="4"/>
-              <w:right w:val="single" w:color="A6B8D0" w:sz="4"/>
-            </w:tcBorders>
-            <w:tcMar>
-              <w:top w:type="dxa" w:w="50"/>
-              <w:left w:type="dxa" w:w="90"/>
-              <w:bottom w:type="dxa" w:w="50"/>
-              <w:right w:type="dxa" w:w="90"/>
-            </w:tcMar>
-          </w:tcPr>
-          <w:p>
-            <w:pPr>
-              <w:keepNext/>
-              <w:keepLines/>
-              <w:spacing w:after="0" w:before="0" w:line="280"/>
-            </w:pPr>
-            <w:r>
-              <w:rPr>
-                <w:rFonts w:ascii="Yu Gothic" w:eastAsia="Yu Gothic" w:hAnsi="Yu Gothic"/>
-                <w:b w:val="false"/>
-                <w:bCs w:val="false"/>
-                <w:sz w:val="18"/>
-                <w:szCs w:val="18"/>
-              </w:rPr>
-              <w:t xml:space="preserve">決定</w:t>
-            </w:r>
-          </w:p>
-        </w:tc>
-        <w:tc>
-          <w:tcPr>
-            <w:tcW w:type="dxa" w:w="6726"/>
-            <w:tcBorders>
-              <w:top w:val="single" w:color="A6B8D0" w:sz="4"/>
-              <w:left w:val="single" w:color="A6B8D0" w:sz="4"/>
-              <w:bottom w:val="single" w:color="A6B8D0" w:sz="4"/>
-              <w:right w:val="single" w:color="A6B8D0" w:sz="4"/>
-            </w:tcBorders>
-            <w:tcMar>
-              <w:top w:type="dxa" w:w="50"/>
-              <w:left w:type="dxa" w:w="90"/>
-              <w:bottom w:type="dxa" w:w="50"/>
-              <w:right w:type="dxa" w:w="90"/>
-            </w:tcMar>
-          </w:tcPr>
-          <w:p>
-            <w:pPr>
-              <w:keepNext/>
-              <w:keepLines/>
-              <w:spacing w:after="0" w:before="0" w:line="280"/>
-            </w:pPr>
-            <w:r>
-              <w:rPr>
-                <w:rFonts w:ascii="Yu Gothic" w:eastAsia="Yu Gothic" w:hAnsi="Yu Gothic"/>
-                <w:b w:val="false"/>
-                <w:bCs w:val="false"/>
-                <w:sz w:val="18"/>
-                <w:szCs w:val="18"/>
-              </w:rPr>
-              <w:t xml:space="preserve">訴え方の判断は行わない</w:t>
-            </w:r>
-          </w:p>
-        </w:tc>
-      </w:tr>
-      <w:tr>
-        <w:trPr>
-          <w:cantSplit/>
-          <w:tblHeader w:val="off"/>
-        </w:trPr>
-        <w:tc>
-          <w:tcPr>
-            <w:tcW w:type="dxa" w:w="1248"/>
-            <w:tcBorders>
-              <w:top w:val="single" w:color="A6B8D0" w:sz="4"/>
-              <w:left w:val="single" w:color="A6B8D0" w:sz="4"/>
-              <w:bottom w:val="single" w:color="A6B8D0" w:sz="4"/>
-              <w:right w:val="single" w:color="A6B8D0" w:sz="4"/>
-            </w:tcBorders>
-            <w:tcMar>
-              <w:top w:type="dxa" w:w="50"/>
-              <w:left w:type="dxa" w:w="90"/>
-              <w:bottom w:type="dxa" w:w="50"/>
-              <w:right w:type="dxa" w:w="90"/>
-            </w:tcMar>
-          </w:tcPr>
-          <w:p>
-            <w:pPr>
-              <w:keepNext/>
-              <w:keepLines/>
-              <w:spacing w:after="0" w:before="0" w:line="280"/>
-            </w:pPr>
-            <w:r>
-              <w:rPr>
-                <w:rFonts w:ascii="Yu Gothic" w:eastAsia="Yu Gothic" w:hAnsi="Yu Gothic"/>
-                <w:b w:val="false"/>
-                <w:bCs w:val="false"/>
-                <w:sz w:val="18"/>
-                <w:szCs w:val="18"/>
-              </w:rPr>
-              <w:t xml:space="preserve">D-11-2</w:t>
-            </w:r>
-          </w:p>
-        </w:tc>
-        <w:tc>
-          <w:tcPr>
-            <w:tcW w:type="dxa" w:w="1664"/>
-            <w:tcBorders>
-              <w:top w:val="single" w:color="A6B8D0" w:sz="4"/>
-              <w:left w:val="single" w:color="A6B8D0" w:sz="4"/>
-              <w:bottom w:val="single" w:color="A6B8D0" w:sz="4"/>
-              <w:right w:val="single" w:color="A6B8D0" w:sz="4"/>
-            </w:tcBorders>
-            <w:tcMar>
-              <w:top w:type="dxa" w:w="50"/>
-              <w:left w:type="dxa" w:w="90"/>
-              <w:bottom w:type="dxa" w:w="50"/>
-              <w:right w:type="dxa" w:w="90"/>
-            </w:tcMar>
-          </w:tcPr>
-          <w:p>
-            <w:pPr>
-              <w:keepNext/>
-              <w:keepLines/>
-              <w:spacing w:after="0" w:before="0" w:line="280"/>
-            </w:pPr>
-            <w:r>
-              <w:rPr>
-                <w:rFonts w:ascii="Yu Gothic" w:eastAsia="Yu Gothic" w:hAnsi="Yu Gothic"/>
-                <w:b w:val="false"/>
-                <w:bCs w:val="false"/>
-                <w:sz w:val="18"/>
-                <w:szCs w:val="18"/>
-              </w:rPr>
-              <w:t xml:space="preserve">決定</w:t>
-            </w:r>
-          </w:p>
-        </w:tc>
-        <w:tc>
-          <w:tcPr>
-            <w:tcW w:type="dxa" w:w="6726"/>
-            <w:tcBorders>
-              <w:top w:val="single" w:color="A6B8D0" w:sz="4"/>
-              <w:left w:val="single" w:color="A6B8D0" w:sz="4"/>
-              <w:bottom w:val="single" w:color="A6B8D0" w:sz="4"/>
-              <w:right w:val="single" w:color="A6B8D0" w:sz="4"/>
-            </w:tcBorders>
-            <w:tcMar>
-              <w:top w:type="dxa" w:w="50"/>
-              <w:left w:type="dxa" w:w="90"/>
-              <w:bottom w:type="dxa" w:w="50"/>
-              <w:right w:type="dxa" w:w="90"/>
-            </w:tcMar>
-          </w:tcPr>
-          <w:p>
-            <w:pPr>
-              <w:keepNext/>
-              <w:keepLines/>
-              <w:spacing w:after="0" w:before="0" w:line="280"/>
-            </w:pPr>
-            <w:r>
-              <w:rPr>
-                <w:rFonts w:ascii="Yu Gothic" w:eastAsia="Yu Gothic" w:hAnsi="Yu Gothic"/>
-                <w:b w:val="false"/>
-                <w:bCs w:val="false"/>
-                <w:sz w:val="18"/>
-                <w:szCs w:val="18"/>
-              </w:rPr>
-              <w:t xml:space="preserve">窓口、送付文面の例および各国の法の参照先をガイダンスとして示す</w:t>
-            </w:r>
-          </w:p>
-        </w:tc>
-      </w:tr>
-      <w:tr>
-        <w:trPr>
-          <w:cantSplit/>
-          <w:tblHeader w:val="off"/>
-        </w:trPr>
-        <w:tc>
-          <w:tcPr>
-            <w:tcW w:type="dxa" w:w="1248"/>
-            <w:tcBorders>
-              <w:top w:val="single" w:color="A6B8D0" w:sz="4"/>
-              <w:left w:val="single" w:color="A6B8D0" w:sz="4"/>
-              <w:bottom w:val="single" w:color="A6B8D0" w:sz="4"/>
-              <w:right w:val="single" w:color="A6B8D0" w:sz="4"/>
-            </w:tcBorders>
-            <w:tcMar>
-              <w:top w:type="dxa" w:w="50"/>
-              <w:left w:type="dxa" w:w="90"/>
-              <w:bottom w:type="dxa" w:w="50"/>
-              <w:right w:type="dxa" w:w="90"/>
-            </w:tcMar>
-          </w:tcPr>
-          <w:p>
-            <w:pPr>
-              <w:keepNext/>
-              <w:keepLines/>
-              <w:spacing w:after="0" w:before="0" w:line="280"/>
-            </w:pPr>
-            <w:r>
-              <w:rPr>
-                <w:rFonts w:ascii="Yu Gothic" w:eastAsia="Yu Gothic" w:hAnsi="Yu Gothic"/>
-                <w:b w:val="false"/>
-                <w:bCs w:val="false"/>
-                <w:sz w:val="18"/>
-                <w:szCs w:val="18"/>
-              </w:rPr>
-              <w:t xml:space="preserve">D-11-3</w:t>
-            </w:r>
-          </w:p>
-        </w:tc>
-        <w:tc>
-          <w:tcPr>
-            <w:tcW w:type="dxa" w:w="1664"/>
-            <w:tcBorders>
-              <w:top w:val="single" w:color="A6B8D0" w:sz="4"/>
-              <w:left w:val="single" w:color="A6B8D0" w:sz="4"/>
-              <w:bottom w:val="single" w:color="A6B8D0" w:sz="4"/>
-              <w:right w:val="single" w:color="A6B8D0" w:sz="4"/>
-            </w:tcBorders>
-            <w:tcMar>
-              <w:top w:type="dxa" w:w="50"/>
-              <w:left w:type="dxa" w:w="90"/>
-              <w:bottom w:type="dxa" w:w="50"/>
-              <w:right w:type="dxa" w:w="90"/>
-            </w:tcMar>
-          </w:tcPr>
-          <w:p>
-            <w:pPr>
-              <w:keepNext/>
-              <w:keepLines/>
-              <w:spacing w:after="0" w:before="0" w:line="280"/>
-            </w:pPr>
-            <w:r>
-              <w:rPr>
-                <w:rFonts w:ascii="Yu Gothic" w:eastAsia="Yu Gothic" w:hAnsi="Yu Gothic"/>
-                <w:b w:val="false"/>
-                <w:bCs w:val="false"/>
-                <w:sz w:val="18"/>
-                <w:szCs w:val="18"/>
-              </w:rPr>
-              <w:t xml:space="preserve">決定</w:t>
-            </w:r>
-          </w:p>
-        </w:tc>
-        <w:tc>
-          <w:tcPr>
-            <w:tcW w:type="dxa" w:w="6726"/>
-            <w:tcBorders>
-              <w:top w:val="single" w:color="A6B8D0" w:sz="4"/>
-              <w:left w:val="single" w:color="A6B8D0" w:sz="4"/>
-              <w:bottom w:val="single" w:color="A6B8D0" w:sz="4"/>
-              <w:right w:val="single" w:color="A6B8D0" w:sz="4"/>
-            </w:tcBorders>
-            <w:tcMar>
-              <w:top w:type="dxa" w:w="50"/>
-              <w:left w:type="dxa" w:w="90"/>
-              <w:bottom w:type="dxa" w:w="50"/>
-              <w:right w:type="dxa" w:w="90"/>
-            </w:tcMar>
-          </w:tcPr>
-          <w:p>
-            <w:pPr>
-              <w:keepNext/>
-              <w:keepLines/>
-              <w:spacing w:after="0" w:before="0" w:line="280"/>
-            </w:pPr>
-            <w:r>
-              <w:rPr>
-                <w:rFonts w:ascii="Yu Gothic" w:eastAsia="Yu Gothic" w:hAnsi="Yu Gothic"/>
-                <w:b w:val="false"/>
-                <w:bCs w:val="false"/>
-                <w:sz w:val="18"/>
-                <w:szCs w:val="18"/>
-              </w:rPr>
-              <w:t xml:space="preserve">各国の法は「すべて」の枠で参照先として蓄積し、実装ごとに加える</w:t>
-            </w:r>
-          </w:p>
-        </w:tc>
-      </w:tr>
-      <w:tr>
-        <w:trPr>
-          <w:cantSplit/>
-          <w:tblHeader w:val="off"/>
-        </w:trPr>
-        <w:tc>
-          <w:tcPr>
-            <w:tcW w:type="dxa" w:w="1248"/>
-            <w:tcBorders>
-              <w:top w:val="single" w:color="A6B8D0" w:sz="4"/>
-              <w:left w:val="single" w:color="A6B8D0" w:sz="4"/>
-              <w:bottom w:val="single" w:color="A6B8D0" w:sz="4"/>
-              <w:right w:val="single" w:color="A6B8D0" w:sz="4"/>
-            </w:tcBorders>
-            <w:tcMar>
-              <w:top w:type="dxa" w:w="50"/>
-              <w:left w:type="dxa" w:w="90"/>
-              <w:bottom w:type="dxa" w:w="50"/>
-              <w:right w:type="dxa" w:w="90"/>
-            </w:tcMar>
-          </w:tcPr>
-          <w:p>
-            <w:pPr>
-              <w:keepNext/>
-              <w:keepLines/>
-              <w:spacing w:after="0" w:before="0" w:line="280"/>
-            </w:pPr>
-            <w:r>
-              <w:rPr>
-                <w:rFonts w:ascii="Yu Gothic" w:eastAsia="Yu Gothic" w:hAnsi="Yu Gothic"/>
-                <w:b w:val="false"/>
-                <w:bCs w:val="false"/>
-                <w:sz w:val="18"/>
-                <w:szCs w:val="18"/>
-              </w:rPr>
-              <w:t xml:space="preserve">A-12</w:t>
-            </w:r>
-          </w:p>
-        </w:tc>
-        <w:tc>
-          <w:tcPr>
-            <w:tcW w:type="dxa" w:w="1664"/>
-            <w:tcBorders>
-              <w:top w:val="single" w:color="A6B8D0" w:sz="4"/>
-              <w:left w:val="single" w:color="A6B8D0" w:sz="4"/>
-              <w:bottom w:val="single" w:color="A6B8D0" w:sz="4"/>
-              <w:right w:val="single" w:color="A6B8D0" w:sz="4"/>
-            </w:tcBorders>
-            <w:tcMar>
-              <w:top w:type="dxa" w:w="50"/>
-              <w:left w:type="dxa" w:w="90"/>
-              <w:bottom w:type="dxa" w:w="50"/>
-              <w:right w:type="dxa" w:w="90"/>
-            </w:tcMar>
-          </w:tcPr>
-          <w:p>
-            <w:pPr>
-              <w:keepNext/>
+            <w:tcW w:type="dxa" w:w="1021"/>
+            <w:tcBorders>
+              <w:top w:val="single" w:color="A6B8D0" w:sz="4"/>
+              <w:left w:val="single" w:color="A6B8D0" w:sz="4"/>
+              <w:bottom w:val="single" w:color="A6B8D0" w:sz="4"/>
+              <w:right w:val="single" w:color="A6B8D0" w:sz="4"/>
+            </w:tcBorders>
+            <w:tcMar>
+              <w:top w:type="dxa" w:w="50"/>
+              <w:left w:type="dxa" w:w="90"/>
+              <w:bottom w:type="dxa" w:w="50"/>
+              <w:right w:type="dxa" w:w="90"/>
+            </w:tcMar>
+          </w:tcPr>
+          <w:p>
+            <w:pPr>
+              <w:keepNext w:val="false"/>
+              <w:keepLines/>
+              <w:spacing w:after="0" w:before="0" w:line="280"/>
+            </w:pPr>
+            <w:r>
+              <w:rPr>
+                <w:rFonts w:ascii="Yu Gothic" w:eastAsia="Yu Gothic" w:hAnsi="Yu Gothic"/>
+                <w:b w:val="false"/>
+                <w:bCs w:val="false"/>
+                <w:sz w:val="18"/>
+                <w:szCs w:val="18"/>
+              </w:rPr>
+              <w:t xml:space="preserve">A-21</w:t>
+            </w:r>
+          </w:p>
+        </w:tc>
+        <w:tc>
+          <w:tcPr>
+            <w:tcW w:type="dxa" w:w="3323"/>
+            <w:tcBorders>
+              <w:top w:val="single" w:color="A6B8D0" w:sz="4"/>
+              <w:left w:val="single" w:color="A6B8D0" w:sz="4"/>
+              <w:bottom w:val="single" w:color="A6B8D0" w:sz="4"/>
+              <w:right w:val="single" w:color="A6B8D0" w:sz="4"/>
+            </w:tcBorders>
+            <w:tcMar>
+              <w:top w:type="dxa" w:w="50"/>
+              <w:left w:type="dxa" w:w="90"/>
+              <w:bottom w:type="dxa" w:w="50"/>
+              <w:right w:type="dxa" w:w="90"/>
+            </w:tcMar>
+          </w:tcPr>
+          <w:p>
+            <w:pPr>
+              <w:keepNext w:val="false"/>
               <w:keepLines/>
               <w:spacing w:after="0" w:before="0" w:line="280"/>
             </w:pPr>
@@ -1042,223 +718,7 @@
         </w:tc>
         <w:tc>
           <w:tcPr>
-            <w:tcW w:type="dxa" w:w="6726"/>
-            <w:tcBorders>
-              <w:top w:val="single" w:color="A6B8D0" w:sz="4"/>
-              <w:left w:val="single" w:color="A6B8D0" w:sz="4"/>
-              <w:bottom w:val="single" w:color="A6B8D0" w:sz="4"/>
-              <w:right w:val="single" w:color="A6B8D0" w:sz="4"/>
-            </w:tcBorders>
-            <w:tcMar>
-              <w:top w:type="dxa" w:w="50"/>
-              <w:left w:type="dxa" w:w="90"/>
-              <w:bottom w:type="dxa" w:w="50"/>
-              <w:right w:type="dxa" w:w="90"/>
-            </w:tcMar>
-          </w:tcPr>
-          <w:p>
-            <w:pPr>
-              <w:keepNext/>
-              <w:keepLines/>
-              <w:spacing w:after="0" w:before="0" w:line="280"/>
-            </w:pPr>
-            <w:r>
-              <w:rPr>
-                <w:rFonts w:ascii="Yu Gothic" w:eastAsia="Yu Gothic" w:hAnsi="Yu Gothic"/>
-                <w:b w:val="false"/>
-                <w:bCs w:val="false"/>
-                <w:sz w:val="18"/>
-                <w:szCs w:val="18"/>
-              </w:rPr>
-              <w:t xml:space="preserve">企画草案第8節の共同対応・優先対象の扱い</w:t>
-            </w:r>
-          </w:p>
-        </w:tc>
-      </w:tr>
-      <w:tr>
-        <w:trPr>
-          <w:cantSplit/>
-          <w:tblHeader w:val="off"/>
-        </w:trPr>
-        <w:tc>
-          <w:tcPr>
-            <w:tcW w:type="dxa" w:w="1248"/>
-            <w:tcBorders>
-              <w:top w:val="single" w:color="A6B8D0" w:sz="4"/>
-              <w:left w:val="single" w:color="A6B8D0" w:sz="4"/>
-              <w:bottom w:val="single" w:color="A6B8D0" w:sz="4"/>
-              <w:right w:val="single" w:color="A6B8D0" w:sz="4"/>
-            </w:tcBorders>
-            <w:tcMar>
-              <w:top w:type="dxa" w:w="50"/>
-              <w:left w:type="dxa" w:w="90"/>
-              <w:bottom w:type="dxa" w:w="50"/>
-              <w:right w:type="dxa" w:w="90"/>
-            </w:tcMar>
-          </w:tcPr>
-          <w:p>
-            <w:pPr>
-              <w:keepNext/>
-              <w:keepLines/>
-              <w:spacing w:after="0" w:before="0" w:line="280"/>
-            </w:pPr>
-            <w:r>
-              <w:rPr>
-                <w:rFonts w:ascii="Yu Gothic" w:eastAsia="Yu Gothic" w:hAnsi="Yu Gothic"/>
-                <w:b w:val="false"/>
-                <w:bCs w:val="false"/>
-                <w:sz w:val="18"/>
-                <w:szCs w:val="18"/>
-              </w:rPr>
-              <w:t xml:space="preserve">A-16</w:t>
-            </w:r>
-          </w:p>
-        </w:tc>
-        <w:tc>
-          <w:tcPr>
-            <w:tcW w:type="dxa" w:w="1664"/>
-            <w:tcBorders>
-              <w:top w:val="single" w:color="A6B8D0" w:sz="4"/>
-              <w:left w:val="single" w:color="A6B8D0" w:sz="4"/>
-              <w:bottom w:val="single" w:color="A6B8D0" w:sz="4"/>
-              <w:right w:val="single" w:color="A6B8D0" w:sz="4"/>
-            </w:tcBorders>
-            <w:tcMar>
-              <w:top w:type="dxa" w:w="50"/>
-              <w:left w:type="dxa" w:w="90"/>
-              <w:bottom w:type="dxa" w:w="50"/>
-              <w:right w:type="dxa" w:w="90"/>
-            </w:tcMar>
-          </w:tcPr>
-          <w:p>
-            <w:pPr>
-              <w:keepNext/>
-              <w:keepLines/>
-              <w:spacing w:after="0" w:before="0" w:line="280"/>
-            </w:pPr>
-            <w:r>
-              <w:rPr>
-                <w:rFonts w:ascii="Yu Gothic" w:eastAsia="Yu Gothic" w:hAnsi="Yu Gothic"/>
-                <w:b w:val="false"/>
-                <w:bCs w:val="false"/>
-                <w:sz w:val="18"/>
-                <w:szCs w:val="18"/>
-              </w:rPr>
-              <w:t xml:space="preserve">項目割りで見つけた抜け</w:t>
-            </w:r>
-          </w:p>
-        </w:tc>
-        <w:tc>
-          <w:tcPr>
-            <w:tcW w:type="dxa" w:w="6726"/>
-            <w:tcBorders>
-              <w:top w:val="single" w:color="A6B8D0" w:sz="4"/>
-              <w:left w:val="single" w:color="A6B8D0" w:sz="4"/>
-              <w:bottom w:val="single" w:color="A6B8D0" w:sz="4"/>
-              <w:right w:val="single" w:color="A6B8D0" w:sz="4"/>
-            </w:tcBorders>
-            <w:tcMar>
-              <w:top w:type="dxa" w:w="50"/>
-              <w:left w:type="dxa" w:w="90"/>
-              <w:bottom w:type="dxa" w:w="50"/>
-              <w:right w:type="dxa" w:w="90"/>
-            </w:tcMar>
-          </w:tcPr>
-          <w:p>
-            <w:pPr>
-              <w:keepNext/>
-              <w:keepLines/>
-              <w:spacing w:after="0" w:before="0" w:line="280"/>
-            </w:pPr>
-            <w:r>
-              <w:rPr>
-                <w:rFonts w:ascii="Yu Gothic" w:eastAsia="Yu Gothic" w:hAnsi="Yu Gothic"/>
-                <w:b w:val="false"/>
-                <w:bCs w:val="false"/>
-                <w:sz w:val="18"/>
-                <w:szCs w:val="18"/>
-              </w:rPr>
-              <w:t xml:space="preserve">非弁行為（法務で扱う）</w:t>
-            </w:r>
-          </w:p>
-        </w:tc>
-      </w:tr>
-      <w:tr>
-        <w:trPr>
-          <w:cantSplit/>
-          <w:tblHeader w:val="off"/>
-        </w:trPr>
-        <w:tc>
-          <w:tcPr>
-            <w:tcW w:type="dxa" w:w="1248"/>
-            <w:tcBorders>
-              <w:top w:val="single" w:color="A6B8D0" w:sz="4"/>
-              <w:left w:val="single" w:color="A6B8D0" w:sz="4"/>
-              <w:bottom w:val="single" w:color="A6B8D0" w:sz="4"/>
-              <w:right w:val="single" w:color="A6B8D0" w:sz="4"/>
-            </w:tcBorders>
-            <w:tcMar>
-              <w:top w:type="dxa" w:w="50"/>
-              <w:left w:type="dxa" w:w="90"/>
-              <w:bottom w:type="dxa" w:w="50"/>
-              <w:right w:type="dxa" w:w="90"/>
-            </w:tcMar>
-          </w:tcPr>
-          <w:p>
-            <w:pPr>
-              <w:keepNext w:val="false"/>
-              <w:keepLines/>
-              <w:spacing w:after="0" w:before="0" w:line="280"/>
-            </w:pPr>
-            <w:r>
-              <w:rPr>
-                <w:rFonts w:ascii="Yu Gothic" w:eastAsia="Yu Gothic" w:hAnsi="Yu Gothic"/>
-                <w:b w:val="false"/>
-                <w:bCs w:val="false"/>
-                <w:sz w:val="18"/>
-                <w:szCs w:val="18"/>
-              </w:rPr>
-              <w:t xml:space="preserve">A-21</w:t>
-            </w:r>
-          </w:p>
-        </w:tc>
-        <w:tc>
-          <w:tcPr>
-            <w:tcW w:type="dxa" w:w="1664"/>
-            <w:tcBorders>
-              <w:top w:val="single" w:color="A6B8D0" w:sz="4"/>
-              <w:left w:val="single" w:color="A6B8D0" w:sz="4"/>
-              <w:bottom w:val="single" w:color="A6B8D0" w:sz="4"/>
-              <w:right w:val="single" w:color="A6B8D0" w:sz="4"/>
-            </w:tcBorders>
-            <w:tcMar>
-              <w:top w:type="dxa" w:w="50"/>
-              <w:left w:type="dxa" w:w="90"/>
-              <w:bottom w:type="dxa" w:w="50"/>
-              <w:right w:type="dxa" w:w="90"/>
-            </w:tcMar>
-          </w:tcPr>
-          <w:p>
-            <w:pPr>
-              <w:keepNext w:val="false"/>
-              <w:keepLines/>
-              <w:spacing w:after="0" w:before="0" w:line="280"/>
-            </w:pPr>
-            <w:r>
-              <w:rPr>
-                <w:rFonts w:ascii="Yu Gothic" w:eastAsia="Yu Gothic" w:hAnsi="Yu Gothic"/>
-                <w:b w:val="false"/>
-                <w:bCs w:val="false"/>
-                <w:sz w:val="18"/>
-                <w:szCs w:val="18"/>
-              </w:rPr>
-              <w:t xml:space="preserve">項目割りで見つけた抜け</w:t>
-            </w:r>
-          </w:p>
-        </w:tc>
-        <w:tc>
-          <w:tcPr>
-            <w:tcW w:type="dxa" w:w="6726"/>
+            <w:tcW w:type="dxa" w:w="5294"/>
             <w:tcBorders>
               <w:top w:val="single" w:color="A6B8D0" w:sz="4"/>
               <w:left w:val="single" w:color="A6B8D0" w:sz="4"/>
@@ -2237,7 +1697,7 @@
                 <w:sz w:val="18"/>
                 <w:szCs w:val="18"/>
               </w:rPr>
-              <w:t xml:space="preserve">窓口・文面・各国法の参照先は参照情報（記録の電子署名つき、版つき）として NRSD が保守し、アプリに配る</w:t>
+              <w:t xml:space="preserve">窓口・文面・各国法の参照先は参照情報（版つき。NRSD の鍵で署名した TUF のメタデータで守る。第8章 3.4）として NRSD が保守し、アプリに配る</w:t>
             </w:r>
           </w:p>
         </w:tc>
@@ -2271,7 +1731,7 @@
                 <w:sz w:val="18"/>
                 <w:szCs w:val="18"/>
               </w:rPr>
-              <w:t xml:space="preserve">窓口は変わる（R-7-1-2「窓口の変化に追従できる（参照情報の配布。1-3）」）。アプリの更新を待たずに直せる</w:t>
+              <w:t xml:space="preserve">窓口は変わる（R-7-1-2）。アプリの更新を待たずに直せる</w:t>
             </w:r>
           </w:p>
         </w:tc>
@@ -2778,10 +2238,10 @@
       </w:tblPr>
       <w:tblGrid>
         <w:gridCol w:w="1430"/>
-        <w:gridCol w:w="2125"/>
+        <w:gridCol w:w="2138"/>
         <w:gridCol w:w="1030"/>
-        <w:gridCol w:w="2524"/>
-        <w:gridCol w:w="2529"/>
+        <w:gridCol w:w="2554"/>
+        <w:gridCol w:w="2486"/>
       </w:tblGrid>
       <w:tr>
         <w:trPr>
@@ -2825,7 +2285,7 @@
         </w:tc>
         <w:tc>
           <w:tcPr>
-            <w:tcW w:type="dxa" w:w="2125"/>
+            <w:tcW w:type="dxa" w:w="2138"/>
             <w:tcBorders>
               <w:top w:val="single" w:color="A6B8D0" w:sz="4"/>
               <w:left w:val="single" w:color="A6B8D0" w:sz="4"/>
@@ -2895,7 +2355,7 @@
         </w:tc>
         <w:tc>
           <w:tcPr>
-            <w:tcW w:type="dxa" w:w="2524"/>
+            <w:tcW w:type="dxa" w:w="2554"/>
             <w:tcBorders>
               <w:top w:val="single" w:color="A6B8D0" w:sz="4"/>
               <w:left w:val="single" w:color="A6B8D0" w:sz="4"/>
@@ -2930,7 +2390,7 @@
         </w:tc>
         <w:tc>
           <w:tcPr>
-            <w:tcW w:type="dxa" w:w="2529"/>
+            <w:tcW w:type="dxa" w:w="2486"/>
             <w:tcBorders>
               <w:top w:val="single" w:color="A6B8D0" w:sz="4"/>
               <w:left w:val="single" w:color="A6B8D0" w:sz="4"/>
@@ -3005,7 +2465,7 @@
         </w:tc>
         <w:tc>
           <w:tcPr>
-            <w:tcW w:type="dxa" w:w="2125"/>
+            <w:tcW w:type="dxa" w:w="2138"/>
             <w:tcBorders>
               <w:top w:val="single" w:color="A6B8D0" w:sz="4"/>
               <w:left w:val="single" w:color="A6B8D0" w:sz="4"/>
@@ -3073,7 +2533,7 @@
         </w:tc>
         <w:tc>
           <w:tcPr>
-            <w:tcW w:type="dxa" w:w="2524"/>
+            <w:tcW w:type="dxa" w:w="2554"/>
             <w:tcBorders>
               <w:top w:val="single" w:color="A6B8D0" w:sz="4"/>
               <w:left w:val="single" w:color="A6B8D0" w:sz="4"/>
@@ -3107,7 +2567,7 @@
         </w:tc>
         <w:tc>
           <w:tcPr>
-            <w:tcW w:type="dxa" w:w="2529"/>
+            <w:tcW w:type="dxa" w:w="2486"/>
             <w:tcBorders>
               <w:top w:val="single" w:color="A6B8D0" w:sz="4"/>
               <w:left w:val="single" w:color="A6B8D0" w:sz="4"/>
@@ -3181,7 +2641,7 @@
         </w:tc>
         <w:tc>
           <w:tcPr>
-            <w:tcW w:type="dxa" w:w="2125"/>
+            <w:tcW w:type="dxa" w:w="2138"/>
             <w:tcBorders>
               <w:top w:val="single" w:color="A6B8D0" w:sz="4"/>
               <w:left w:val="single" w:color="A6B8D0" w:sz="4"/>
@@ -3249,7 +2709,7 @@
         </w:tc>
         <w:tc>
           <w:tcPr>
-            <w:tcW w:type="dxa" w:w="2524"/>
+            <w:tcW w:type="dxa" w:w="2554"/>
             <w:tcBorders>
               <w:top w:val="single" w:color="A6B8D0" w:sz="4"/>
               <w:left w:val="single" w:color="A6B8D0" w:sz="4"/>
@@ -3283,7 +2743,7 @@
         </w:tc>
         <w:tc>
           <w:tcPr>
-            <w:tcW w:type="dxa" w:w="2529"/>
+            <w:tcW w:type="dxa" w:w="2486"/>
             <w:tcBorders>
               <w:top w:val="single" w:color="A6B8D0" w:sz="4"/>
               <w:left w:val="single" w:color="A6B8D0" w:sz="4"/>
@@ -3357,7 +2817,7 @@
         </w:tc>
         <w:tc>
           <w:tcPr>
-            <w:tcW w:type="dxa" w:w="2125"/>
+            <w:tcW w:type="dxa" w:w="2138"/>
             <w:tcBorders>
               <w:top w:val="single" w:color="A6B8D0" w:sz="4"/>
               <w:left w:val="single" w:color="A6B8D0" w:sz="4"/>
@@ -3425,7 +2885,7 @@
         </w:tc>
         <w:tc>
           <w:tcPr>
-            <w:tcW w:type="dxa" w:w="2524"/>
+            <w:tcW w:type="dxa" w:w="2554"/>
             <w:tcBorders>
               <w:top w:val="single" w:color="A6B8D0" w:sz="4"/>
               <w:left w:val="single" w:color="A6B8D0" w:sz="4"/>
@@ -3459,7 +2919,7 @@
         </w:tc>
         <w:tc>
           <w:tcPr>
-            <w:tcW w:type="dxa" w:w="2529"/>
+            <w:tcW w:type="dxa" w:w="2486"/>
             <w:tcBorders>
               <w:top w:val="single" w:color="A6B8D0" w:sz="4"/>
               <w:left w:val="single" w:color="A6B8D0" w:sz="4"/>
@@ -3533,7 +2993,7 @@
         </w:tc>
         <w:tc>
           <w:tcPr>
-            <w:tcW w:type="dxa" w:w="2125"/>
+            <w:tcW w:type="dxa" w:w="2138"/>
             <w:tcBorders>
               <w:top w:val="single" w:color="A6B8D0" w:sz="4"/>
               <w:left w:val="single" w:color="A6B8D0" w:sz="4"/>
@@ -3601,7 +3061,7 @@
         </w:tc>
         <w:tc>
           <w:tcPr>
-            <w:tcW w:type="dxa" w:w="2524"/>
+            <w:tcW w:type="dxa" w:w="2554"/>
             <w:tcBorders>
               <w:top w:val="single" w:color="A6B8D0" w:sz="4"/>
               <w:left w:val="single" w:color="A6B8D0" w:sz="4"/>
@@ -3635,7 +3095,7 @@
         </w:tc>
         <w:tc>
           <w:tcPr>
-            <w:tcW w:type="dxa" w:w="2529"/>
+            <w:tcW w:type="dxa" w:w="2486"/>
             <w:tcBorders>
               <w:top w:val="single" w:color="A6B8D0" w:sz="4"/>
               <w:left w:val="single" w:color="A6B8D0" w:sz="4"/>
@@ -3709,7 +3169,7 @@
         </w:tc>
         <w:tc>
           <w:tcPr>
-            <w:tcW w:type="dxa" w:w="2125"/>
+            <w:tcW w:type="dxa" w:w="2138"/>
             <w:tcBorders>
               <w:top w:val="single" w:color="A6B8D0" w:sz="4"/>
               <w:left w:val="single" w:color="A6B8D0" w:sz="4"/>
@@ -3777,7 +3237,7 @@
         </w:tc>
         <w:tc>
           <w:tcPr>
-            <w:tcW w:type="dxa" w:w="2524"/>
+            <w:tcW w:type="dxa" w:w="2554"/>
             <w:tcBorders>
               <w:top w:val="single" w:color="A6B8D0" w:sz="4"/>
               <w:left w:val="single" w:color="A6B8D0" w:sz="4"/>
@@ -3811,7 +3271,7 @@
         </w:tc>
         <w:tc>
           <w:tcPr>
-            <w:tcW w:type="dxa" w:w="2529"/>
+            <w:tcW w:type="dxa" w:w="2486"/>
             <w:tcBorders>
               <w:top w:val="single" w:color="A6B8D0" w:sz="4"/>
               <w:left w:val="single" w:color="A6B8D0" w:sz="4"/>
@@ -3885,7 +3345,7 @@
         </w:tc>
         <w:tc>
           <w:tcPr>
-            <w:tcW w:type="dxa" w:w="2125"/>
+            <w:tcW w:type="dxa" w:w="2138"/>
             <w:tcBorders>
               <w:top w:val="single" w:color="A6B8D0" w:sz="4"/>
               <w:left w:val="single" w:color="A6B8D0" w:sz="4"/>
@@ -3953,7 +3413,7 @@
         </w:tc>
         <w:tc>
           <w:tcPr>
-            <w:tcW w:type="dxa" w:w="2524"/>
+            <w:tcW w:type="dxa" w:w="2554"/>
             <w:tcBorders>
               <w:top w:val="single" w:color="A6B8D0" w:sz="4"/>
               <w:left w:val="single" w:color="A6B8D0" w:sz="4"/>
@@ -3987,7 +3447,7 @@
         </w:tc>
         <w:tc>
           <w:tcPr>
-            <w:tcW w:type="dxa" w:w="2529"/>
+            <w:tcW w:type="dxa" w:w="2486"/>
             <w:tcBorders>
               <w:top w:val="single" w:color="A6B8D0" w:sz="4"/>
               <w:left w:val="single" w:color="A6B8D0" w:sz="4"/>
@@ -4061,7 +3521,7 @@
         </w:tc>
         <w:tc>
           <w:tcPr>
-            <w:tcW w:type="dxa" w:w="2125"/>
+            <w:tcW w:type="dxa" w:w="2138"/>
             <w:tcBorders>
               <w:top w:val="single" w:color="A6B8D0" w:sz="4"/>
               <w:left w:val="single" w:color="A6B8D0" w:sz="4"/>
@@ -4129,7 +3589,7 @@
         </w:tc>
         <w:tc>
           <w:tcPr>
-            <w:tcW w:type="dxa" w:w="2524"/>
+            <w:tcW w:type="dxa" w:w="2554"/>
             <w:tcBorders>
               <w:top w:val="single" w:color="A6B8D0" w:sz="4"/>
               <w:left w:val="single" w:color="A6B8D0" w:sz="4"/>
@@ -4163,7 +3623,7 @@
         </w:tc>
         <w:tc>
           <w:tcPr>
-            <w:tcW w:type="dxa" w:w="2529"/>
+            <w:tcW w:type="dxa" w:w="2486"/>
             <w:tcBorders>
               <w:top w:val="single" w:color="A6B8D0" w:sz="4"/>
               <w:left w:val="single" w:color="A6B8D0" w:sz="4"/>
@@ -4237,7 +3697,7 @@
         </w:tc>
         <w:tc>
           <w:tcPr>
-            <w:tcW w:type="dxa" w:w="2125"/>
+            <w:tcW w:type="dxa" w:w="2138"/>
             <w:tcBorders>
               <w:top w:val="single" w:color="A6B8D0" w:sz="4"/>
               <w:left w:val="single" w:color="A6B8D0" w:sz="4"/>
@@ -4305,7 +3765,7 @@
         </w:tc>
         <w:tc>
           <w:tcPr>
-            <w:tcW w:type="dxa" w:w="2524"/>
+            <w:tcW w:type="dxa" w:w="2554"/>
             <w:tcBorders>
               <w:top w:val="single" w:color="A6B8D0" w:sz="4"/>
               <w:left w:val="single" w:color="A6B8D0" w:sz="4"/>
@@ -4339,7 +3799,7 @@
         </w:tc>
         <w:tc>
           <w:tcPr>
-            <w:tcW w:type="dxa" w:w="2529"/>
+            <w:tcW w:type="dxa" w:w="2486"/>
             <w:tcBorders>
               <w:top w:val="single" w:color="A6B8D0" w:sz="4"/>
               <w:left w:val="single" w:color="A6B8D0" w:sz="4"/>
@@ -4413,7 +3873,7 @@
         </w:tc>
         <w:tc>
           <w:tcPr>
-            <w:tcW w:type="dxa" w:w="2125"/>
+            <w:tcW w:type="dxa" w:w="2138"/>
             <w:tcBorders>
               <w:top w:val="single" w:color="A6B8D0" w:sz="4"/>
               <w:left w:val="single" w:color="A6B8D0" w:sz="4"/>
@@ -4481,7 +3941,7 @@
         </w:tc>
         <w:tc>
           <w:tcPr>
-            <w:tcW w:type="dxa" w:w="2524"/>
+            <w:tcW w:type="dxa" w:w="2554"/>
             <w:tcBorders>
               <w:top w:val="single" w:color="A6B8D0" w:sz="4"/>
               <w:left w:val="single" w:color="A6B8D0" w:sz="4"/>
@@ -4515,7 +3975,7 @@
         </w:tc>
         <w:tc>
           <w:tcPr>
-            <w:tcW w:type="dxa" w:w="2529"/>
+            <w:tcW w:type="dxa" w:w="2486"/>
             <w:tcBorders>
               <w:top w:val="single" w:color="A6B8D0" w:sz="4"/>
               <w:left w:val="single" w:color="A6B8D0" w:sz="4"/>
@@ -4589,7 +4049,7 @@
         </w:tc>
         <w:tc>
           <w:tcPr>
-            <w:tcW w:type="dxa" w:w="2125"/>
+            <w:tcW w:type="dxa" w:w="2138"/>
             <w:tcBorders>
               <w:top w:val="single" w:color="A6B8D0" w:sz="4"/>
               <w:left w:val="single" w:color="A6B8D0" w:sz="4"/>
@@ -4657,7 +4117,7 @@
         </w:tc>
         <w:tc>
           <w:tcPr>
-            <w:tcW w:type="dxa" w:w="2524"/>
+            <w:tcW w:type="dxa" w:w="2554"/>
             <w:tcBorders>
               <w:top w:val="single" w:color="A6B8D0" w:sz="4"/>
               <w:left w:val="single" w:color="A6B8D0" w:sz="4"/>
@@ -4691,7 +4151,7 @@
         </w:tc>
         <w:tc>
           <w:tcPr>
-            <w:tcW w:type="dxa" w:w="2529"/>
+            <w:tcW w:type="dxa" w:w="2486"/>
             <w:tcBorders>
               <w:top w:val="single" w:color="A6B8D0" w:sz="4"/>
               <w:left w:val="single" w:color="A6B8D0" w:sz="4"/>
@@ -4759,13 +4219,13 @@
                 <w:sz w:val="18"/>
                 <w:szCs w:val="18"/>
               </w:rPr>
-              <w:t xml:space="preserve">Cloudflare（CDN）</w:t>
-            </w:r>
-          </w:p>
-        </w:tc>
-        <w:tc>
-          <w:tcPr>
-            <w:tcW w:type="dxa" w:w="2125"/>
+              <w:t xml:space="preserve">爱发电（afdian.com。設計計画書 3.3.1 の「中国向けの支援サービス」）</w:t>
+            </w:r>
+          </w:p>
+        </w:tc>
+        <w:tc>
+          <w:tcPr>
+            <w:tcW w:type="dxa" w:w="2138"/>
             <w:tcBorders>
               <w:top w:val="single" w:color="A6B8D0" w:sz="4"/>
               <w:left w:val="single" w:color="A6B8D0" w:sz="4"/>
@@ -4793,7 +4253,7 @@
                 <w:sz w:val="18"/>
                 <w:szCs w:val="18"/>
               </w:rPr>
-              <w:t xml:space="preserve">abuse.cloudflare.com の DMCA のフォーム</w:t>
+              <w:t xml:space="preserve">サイトの脚注の連絡先 report@afdian.com（建议反馈）へ電子メール</w:t>
             </w:r>
           </w:p>
         </w:tc>
@@ -4827,13 +4287,13 @@
                 <w:sz w:val="18"/>
                 <w:szCs w:val="18"/>
               </w:rPr>
-              <w:t xml:space="preserve">Web フォーム</w:t>
-            </w:r>
-          </w:p>
-        </w:tc>
-        <w:tc>
-          <w:tcPr>
-            <w:tcW w:type="dxa" w:w="2524"/>
+              <w:t xml:space="preserve">電子メール</w:t>
+            </w:r>
+          </w:p>
+        </w:tc>
+        <w:tc>
+          <w:tcPr>
+            <w:tcW w:type="dxa" w:w="2554"/>
             <w:tcBorders>
               <w:top w:val="single" w:color="A6B8D0" w:sz="4"/>
               <w:left w:val="single" w:color="A6B8D0" w:sz="4"/>
@@ -4861,13 +4321,13 @@
                 <w:sz w:val="18"/>
                 <w:szCs w:val="18"/>
               </w:rPr>
-              <w:t xml:space="preserve">電子メールでの申立ては原則処理されない</w:t>
-            </w:r>
-          </w:p>
-        </w:tc>
-        <w:tc>
-          <w:tcPr>
-            <w:tcW w:type="dxa" w:w="2529"/>
+              <w:t xml:space="preserve">権利侵害の申告の専用のフォームは公開情報で確認できず、脚注の連絡先を案内する（2026-10-01 に確かめた。Fantia と同じ扱い）</w:t>
+            </w:r>
+          </w:p>
+        </w:tc>
+        <w:tc>
+          <w:tcPr>
+            <w:tcW w:type="dxa" w:w="2486"/>
             <w:tcBorders>
               <w:top w:val="single" w:color="A6B8D0" w:sz="4"/>
               <w:left w:val="single" w:color="A6B8D0" w:sz="4"/>
@@ -4895,7 +4355,7 @@
                 <w:sz w:val="18"/>
                 <w:szCs w:val="18"/>
               </w:rPr>
-              <w:t xml:space="preserve">cloudflare.com/trust-hub/reporting-abuse</w:t>
+              <w:t xml:space="preserve">afdian.com の脚注、guide.afdian.com</w:t>
             </w:r>
           </w:p>
         </w:tc>
@@ -4935,13 +4395,13 @@
                 <w:sz w:val="18"/>
                 <w:szCs w:val="18"/>
               </w:rPr>
-              <w:t xml:space="preserve">ホスティング事業者（一般）</w:t>
-            </w:r>
-          </w:p>
-        </w:tc>
-        <w:tc>
-          <w:tcPr>
-            <w:tcW w:type="dxa" w:w="2125"/>
+              <w:t xml:space="preserve">Cloudflare（CDN）</w:t>
+            </w:r>
+          </w:p>
+        </w:tc>
+        <w:tc>
+          <w:tcPr>
+            <w:tcW w:type="dxa" w:w="2138"/>
             <w:tcBorders>
               <w:top w:val="single" w:color="A6B8D0" w:sz="4"/>
               <w:left w:val="single" w:color="A6B8D0" w:sz="4"/>
@@ -4969,7 +4429,7 @@
                 <w:sz w:val="18"/>
                 <w:szCs w:val="18"/>
               </w:rPr>
-              <w:t xml:space="preserve">RDAP で得た不正利用の窓口（第6章 5「誰が、どこで（④）」）</w:t>
+              <w:t xml:space="preserve">abuse.cloudflare.com の DMCA のフォーム</w:t>
             </w:r>
           </w:p>
         </w:tc>
@@ -5003,13 +4463,13 @@
                 <w:sz w:val="18"/>
                 <w:szCs w:val="18"/>
               </w:rPr>
-              <w:t xml:space="preserve">電子メール・フォーム</w:t>
-            </w:r>
-          </w:p>
-        </w:tc>
-        <w:tc>
-          <w:tcPr>
-            <w:tcW w:type="dxa" w:w="2524"/>
+              <w:t xml:space="preserve">Web フォーム</w:t>
+            </w:r>
+          </w:p>
+        </w:tc>
+        <w:tc>
+          <w:tcPr>
+            <w:tcW w:type="dxa" w:w="2554"/>
             <w:tcBorders>
               <w:top w:val="single" w:color="A6B8D0" w:sz="4"/>
               <w:left w:val="single" w:color="A6B8D0" w:sz="4"/>
@@ -5037,13 +4497,13 @@
                 <w:sz w:val="18"/>
                 <w:szCs w:val="18"/>
               </w:rPr>
-              <w:t xml:space="preserve">—</w:t>
-            </w:r>
-          </w:p>
-        </w:tc>
-        <w:tc>
-          <w:tcPr>
-            <w:tcW w:type="dxa" w:w="2529"/>
+              <w:t xml:space="preserve">電子メールでの申立ては原則処理されない</w:t>
+            </w:r>
+          </w:p>
+        </w:tc>
+        <w:tc>
+          <w:tcPr>
+            <w:tcW w:type="dxa" w:w="2486"/>
             <w:tcBorders>
               <w:top w:val="single" w:color="A6B8D0" w:sz="4"/>
               <w:left w:val="single" w:color="A6B8D0" w:sz="4"/>
@@ -5071,7 +4531,7 @@
                 <w:sz w:val="18"/>
                 <w:szCs w:val="18"/>
               </w:rPr>
-              <w:t xml:space="preserve">企画草案［23］</w:t>
+              <w:t xml:space="preserve">cloudflare.com/trust-hub/reporting-abuse</w:t>
             </w:r>
           </w:p>
         </w:tc>
@@ -5111,13 +4571,189 @@
                 <w:sz w:val="18"/>
                 <w:szCs w:val="18"/>
               </w:rPr>
+              <w:t xml:space="preserve">ホスティング事業者（一般）</w:t>
+            </w:r>
+          </w:p>
+        </w:tc>
+        <w:tc>
+          <w:tcPr>
+            <w:tcW w:type="dxa" w:w="2138"/>
+            <w:tcBorders>
+              <w:top w:val="single" w:color="A6B8D0" w:sz="4"/>
+              <w:left w:val="single" w:color="A6B8D0" w:sz="4"/>
+              <w:bottom w:val="single" w:color="A6B8D0" w:sz="4"/>
+              <w:right w:val="single" w:color="A6B8D0" w:sz="4"/>
+            </w:tcBorders>
+            <w:tcMar>
+              <w:top w:type="dxa" w:w="50"/>
+              <w:left w:type="dxa" w:w="90"/>
+              <w:bottom w:type="dxa" w:w="50"/>
+              <w:right w:type="dxa" w:w="90"/>
+            </w:tcMar>
+          </w:tcPr>
+          <w:p>
+            <w:pPr>
+              <w:keepNext w:val="false"/>
+              <w:keepLines/>
+              <w:spacing w:after="0" w:before="0" w:line="280"/>
+            </w:pPr>
+            <w:r>
+              <w:rPr>
+                <w:rFonts w:ascii="Yu Gothic" w:eastAsia="Yu Gothic" w:hAnsi="Yu Gothic"/>
+                <w:b w:val="false"/>
+                <w:bCs w:val="false"/>
+                <w:sz w:val="18"/>
+                <w:szCs w:val="18"/>
+              </w:rPr>
+              <w:t xml:space="preserve">RDAP で得た不正利用の窓口（第6章 5「誰が、どこで（④）」）</w:t>
+            </w:r>
+          </w:p>
+        </w:tc>
+        <w:tc>
+          <w:tcPr>
+            <w:tcW w:type="dxa" w:w="1030"/>
+            <w:tcBorders>
+              <w:top w:val="single" w:color="A6B8D0" w:sz="4"/>
+              <w:left w:val="single" w:color="A6B8D0" w:sz="4"/>
+              <w:bottom w:val="single" w:color="A6B8D0" w:sz="4"/>
+              <w:right w:val="single" w:color="A6B8D0" w:sz="4"/>
+            </w:tcBorders>
+            <w:tcMar>
+              <w:top w:type="dxa" w:w="50"/>
+              <w:left w:type="dxa" w:w="90"/>
+              <w:bottom w:type="dxa" w:w="50"/>
+              <w:right w:type="dxa" w:w="90"/>
+            </w:tcMar>
+          </w:tcPr>
+          <w:p>
+            <w:pPr>
+              <w:keepNext w:val="false"/>
+              <w:keepLines/>
+              <w:spacing w:after="0" w:before="0" w:line="280"/>
+            </w:pPr>
+            <w:r>
+              <w:rPr>
+                <w:rFonts w:ascii="Yu Gothic" w:eastAsia="Yu Gothic" w:hAnsi="Yu Gothic"/>
+                <w:b w:val="false"/>
+                <w:bCs w:val="false"/>
+                <w:sz w:val="18"/>
+                <w:szCs w:val="18"/>
+              </w:rPr>
+              <w:t xml:space="preserve">電子メール・フォーム</w:t>
+            </w:r>
+          </w:p>
+        </w:tc>
+        <w:tc>
+          <w:tcPr>
+            <w:tcW w:type="dxa" w:w="2554"/>
+            <w:tcBorders>
+              <w:top w:val="single" w:color="A6B8D0" w:sz="4"/>
+              <w:left w:val="single" w:color="A6B8D0" w:sz="4"/>
+              <w:bottom w:val="single" w:color="A6B8D0" w:sz="4"/>
+              <w:right w:val="single" w:color="A6B8D0" w:sz="4"/>
+            </w:tcBorders>
+            <w:tcMar>
+              <w:top w:type="dxa" w:w="50"/>
+              <w:left w:type="dxa" w:w="90"/>
+              <w:bottom w:type="dxa" w:w="50"/>
+              <w:right w:type="dxa" w:w="90"/>
+            </w:tcMar>
+          </w:tcPr>
+          <w:p>
+            <w:pPr>
+              <w:keepNext w:val="false"/>
+              <w:keepLines/>
+              <w:spacing w:after="0" w:before="0" w:line="280"/>
+            </w:pPr>
+            <w:r>
+              <w:rPr>
+                <w:rFonts w:ascii="Yu Gothic" w:eastAsia="Yu Gothic" w:hAnsi="Yu Gothic"/>
+                <w:b w:val="false"/>
+                <w:bCs w:val="false"/>
+                <w:sz w:val="18"/>
+                <w:szCs w:val="18"/>
+              </w:rPr>
+              <w:t xml:space="preserve">—</w:t>
+            </w:r>
+          </w:p>
+        </w:tc>
+        <w:tc>
+          <w:tcPr>
+            <w:tcW w:type="dxa" w:w="2486"/>
+            <w:tcBorders>
+              <w:top w:val="single" w:color="A6B8D0" w:sz="4"/>
+              <w:left w:val="single" w:color="A6B8D0" w:sz="4"/>
+              <w:bottom w:val="single" w:color="A6B8D0" w:sz="4"/>
+              <w:right w:val="single" w:color="A6B8D0" w:sz="4"/>
+            </w:tcBorders>
+            <w:tcMar>
+              <w:top w:type="dxa" w:w="50"/>
+              <w:left w:type="dxa" w:w="90"/>
+              <w:bottom w:type="dxa" w:w="50"/>
+              <w:right w:type="dxa" w:w="90"/>
+            </w:tcMar>
+          </w:tcPr>
+          <w:p>
+            <w:pPr>
+              <w:keepNext w:val="false"/>
+              <w:keepLines/>
+              <w:spacing w:after="0" w:before="0" w:line="280"/>
+            </w:pPr>
+            <w:r>
+              <w:rPr>
+                <w:rFonts w:ascii="Yu Gothic" w:eastAsia="Yu Gothic" w:hAnsi="Yu Gothic"/>
+                <w:b w:val="false"/>
+                <w:bCs w:val="false"/>
+                <w:sz w:val="18"/>
+                <w:szCs w:val="18"/>
+              </w:rPr>
+              <w:t xml:space="preserve">企画草案［23］</w:t>
+            </w:r>
+          </w:p>
+        </w:tc>
+      </w:tr>
+      <w:tr>
+        <w:trPr>
+          <w:cantSplit/>
+          <w:tblHeader w:val="off"/>
+        </w:trPr>
+        <w:tc>
+          <w:tcPr>
+            <w:tcW w:type="dxa" w:w="1430"/>
+            <w:tcBorders>
+              <w:top w:val="single" w:color="A6B8D0" w:sz="4"/>
+              <w:left w:val="single" w:color="A6B8D0" w:sz="4"/>
+              <w:bottom w:val="single" w:color="A6B8D0" w:sz="4"/>
+              <w:right w:val="single" w:color="A6B8D0" w:sz="4"/>
+            </w:tcBorders>
+            <w:tcMar>
+              <w:top w:type="dxa" w:w="50"/>
+              <w:left w:type="dxa" w:w="90"/>
+              <w:bottom w:type="dxa" w:w="50"/>
+              <w:right w:type="dxa" w:w="90"/>
+            </w:tcMar>
+          </w:tcPr>
+          <w:p>
+            <w:pPr>
+              <w:keepNext w:val="false"/>
+              <w:keepLines/>
+              <w:spacing w:after="0" w:before="0" w:line="280"/>
+            </w:pPr>
+            <w:r>
+              <w:rPr>
+                <w:rFonts w:ascii="Yu Gothic" w:eastAsia="Yu Gothic" w:hAnsi="Yu Gothic"/>
+                <w:b w:val="false"/>
+                <w:bCs w:val="false"/>
+                <w:sz w:val="18"/>
+                <w:szCs w:val="18"/>
+              </w:rPr>
               <w:t xml:space="preserve">中国国内のサイト（一般）</w:t>
             </w:r>
           </w:p>
         </w:tc>
         <w:tc>
           <w:tcPr>
-            <w:tcW w:type="dxa" w:w="2125"/>
+            <w:tcW w:type="dxa" w:w="2138"/>
             <w:tcBorders>
               <w:top w:val="single" w:color="A6B8D0" w:sz="4"/>
               <w:left w:val="single" w:color="A6B8D0" w:sz="4"/>
@@ -5185,7 +4821,7 @@
         </w:tc>
         <w:tc>
           <w:tcPr>
-            <w:tcW w:type="dxa" w:w="2524"/>
+            <w:tcW w:type="dxa" w:w="2554"/>
             <w:tcBorders>
               <w:top w:val="single" w:color="A6B8D0" w:sz="4"/>
               <w:left w:val="single" w:color="A6B8D0" w:sz="4"/>
@@ -5219,7 +4855,7 @@
         </w:tc>
         <w:tc>
           <w:tcPr>
-            <w:tcW w:type="dxa" w:w="2529"/>
+            <w:tcW w:type="dxa" w:w="2486"/>
             <w:tcBorders>
               <w:top w:val="single" w:color="A6B8D0" w:sz="4"/>
               <w:left w:val="single" w:color="A6B8D0" w:sz="4"/>
@@ -5297,6 +4933,24 @@
     <w:p>
       <w:pPr>
         <w:pStyle w:val="ListParagraph"/>
+        <w:keepNext/>
+        <w:keepLines/>
+        <w:numPr>
+          <w:ilvl w:val="0"/>
+          <w:numId w:val="2"/>
+        </w:numPr>
+        <w:spacing w:after="20" w:before="20" w:line="300"/>
+      </w:pPr>
+      <w:r>
+        <w:rPr>
+          <w:rFonts w:ascii="Yu Gothic" w:eastAsia="Yu Gothic" w:hAnsi="Yu Gothic"/>
+        </w:rPr>
+        <w:t xml:space="preserve">日本の利用者が日本の法に基づいて申し出る場合は、様式Ａのひな形（3.3.3）と、第22条の方法による窓口（上の表の「日本の法に基づく申出」の欄）を組にして示す。DMCA のひな形は、米国の法に基づく報告フォームと組にして示す。</w:t>
+      </w:r>
+    </w:p>
+    <w:p>
+      <w:pPr>
+        <w:pStyle w:val="ListParagraph"/>
         <w:keepNext w:val="false"/>
         <w:keepLines/>
         <w:numPr>
@@ -5309,7 +4963,199 @@
         <w:rPr>
           <w:rFonts w:ascii="Yu Gothic" w:eastAsia="Yu Gothic" w:hAnsi="Yu Gothic"/>
         </w:rPr>
-        <w:t xml:space="preserve">日本の利用者が日本の法に基づいて申し出る場合は、様式Ａのひな形（3.3.3）と、第22条の方法による窓口（上の表の「日本の法に基づく申出」の欄）を組にして示す。DMCA のひな形は、米国の法に基づく報告フォームと組にして示す。</w:t>
+        <w:t xml:space="preserve">参照情報の </w:t>
+      </w:r>
+      <w:r>
+        <w:rPr>
+          <w:rFonts w:ascii="Consolas" w:eastAsia="Yu Gothic" w:hAnsi="Consolas"/>
+        </w:rPr>
+        <w:t xml:space="preserve">platforms.json</w:t>
+      </w:r>
+      <w:r>
+        <w:rPr>
+          <w:rFonts w:ascii="Yu Gothic" w:eastAsia="Yu Gothic" w:hAnsi="Yu Gothic"/>
+        </w:rPr>
+        <w:t xml:space="preserve"> は、投稿先・事業者ごとに1行で、</w:t>
+      </w:r>
+      <w:r>
+        <w:rPr>
+          <w:rFonts w:ascii="Consolas" w:eastAsia="Yu Gothic" w:hAnsi="Consolas"/>
+        </w:rPr>
+        <w:t xml:space="preserve">id</w:t>
+      </w:r>
+      <w:r>
+        <w:rPr>
+          <w:rFonts w:ascii="Yu Gothic" w:eastAsia="Yu Gothic" w:hAnsi="Yu Gothic"/>
+        </w:rPr>
+        <w:t xml:space="preserve">、</w:t>
+      </w:r>
+      <w:r>
+        <w:rPr>
+          <w:rFonts w:ascii="Consolas" w:eastAsia="Yu Gothic" w:hAnsi="Consolas"/>
+        </w:rPr>
+        <w:t xml:space="preserve">name</w:t>
+      </w:r>
+      <w:r>
+        <w:rPr>
+          <w:rFonts w:ascii="Yu Gothic" w:eastAsia="Yu Gothic" w:hAnsi="Yu Gothic"/>
+        </w:rPr>
+        <w:t xml:space="preserve">（3言語）、</w:t>
+      </w:r>
+      <w:r>
+        <w:rPr>
+          <w:rFonts w:ascii="Consolas" w:eastAsia="Yu Gothic" w:hAnsi="Consolas"/>
+        </w:rPr>
+        <w:t xml:space="preserve">hosts</w:t>
+      </w:r>
+      <w:r>
+        <w:rPr>
+          <w:rFonts w:ascii="Yu Gothic" w:eastAsia="Yu Gothic" w:hAnsi="Yu Gothic"/>
+        </w:rPr>
+        <w:t xml:space="preserve">（判定のホスト名の形）と </w:t>
+      </w:r>
+      <w:r>
+        <w:rPr>
+          <w:rFonts w:ascii="Consolas" w:eastAsia="Yu Gothic" w:hAnsi="Consolas"/>
+        </w:rPr>
+        <w:t xml:space="preserve">paths</w:t>
+      </w:r>
+      <w:r>
+        <w:rPr>
+          <w:rFonts w:ascii="Yu Gothic" w:eastAsia="Yu Gothic" w:hAnsi="Yu Gothic"/>
+        </w:rPr>
+        <w:t xml:space="preserve">（投稿・プロフィールの経路の型。第1章 10.10 の判定はこの2つで行い、第2章 2.3・第6章 2.1 が同じ表を使う）、</w:t>
+      </w:r>
+      <w:r>
+        <w:rPr>
+          <w:rFonts w:ascii="Consolas" w:eastAsia="Yu Gothic" w:hAnsi="Consolas"/>
+        </w:rPr>
+        <w:t xml:space="preserve">profile_limit</w:t>
+      </w:r>
+      <w:r>
+        <w:rPr>
+          <w:rFonts w:ascii="Yu Gothic" w:eastAsia="Yu Gothic" w:hAnsi="Yu Gothic"/>
+        </w:rPr>
+        <w:t xml:space="preserve">（第2章 2.2）、</w:t>
+      </w:r>
+      <w:r>
+        <w:rPr>
+          <w:rFonts w:ascii="Consolas" w:eastAsia="Yu Gothic" w:hAnsi="Consolas"/>
+        </w:rPr>
+        <w:t xml:space="preserve">c2pa_survives</w:t>
+      </w:r>
+      <w:r>
+        <w:rPr>
+          <w:rFonts w:ascii="Yu Gothic" w:eastAsia="Yu Gothic" w:hAnsi="Yu Gothic"/>
+        </w:rPr>
+        <w:t xml:space="preserve">（第3章 10.3）、</w:t>
+      </w:r>
+      <w:r>
+        <w:rPr>
+          <w:rFonts w:ascii="Consolas" w:eastAsia="Yu Gothic" w:hAnsi="Consolas"/>
+        </w:rPr>
+        <w:t xml:space="preserve">windows</w:t>
+      </w:r>
+      <w:r>
+        <w:rPr>
+          <w:rFonts w:ascii="Yu Gothic" w:eastAsia="Yu Gothic" w:hAnsi="Yu Gothic"/>
+        </w:rPr>
+        <w:t xml:space="preserve">（</w:t>
+      </w:r>
+      <w:r>
+        <w:rPr>
+          <w:rFonts w:ascii="Consolas" w:eastAsia="Yu Gothic" w:hAnsi="Consolas"/>
+        </w:rPr>
+        <w:t xml:space="preserve">copyright</w:t>
+      </w:r>
+      <w:r>
+        <w:rPr>
+          <w:rFonts w:ascii="Yu Gothic" w:eastAsia="Yu Gothic" w:hAnsi="Yu Gothic"/>
+        </w:rPr>
+        <w:t xml:space="preserve"> と </w:t>
+      </w:r>
+      <w:r>
+        <w:rPr>
+          <w:rFonts w:ascii="Consolas" w:eastAsia="Yu Gothic" w:hAnsi="Consolas"/>
+        </w:rPr>
+        <w:t xml:space="preserve">portrait</w:t>
+      </w:r>
+      <w:r>
+        <w:rPr>
+          <w:rFonts w:ascii="Yu Gothic" w:eastAsia="Yu Gothic" w:hAnsi="Yu Gothic"/>
+        </w:rPr>
+        <w:t xml:space="preserve"> の2つ。各に </w:t>
+      </w:r>
+      <w:r>
+        <w:rPr>
+          <w:rFonts w:ascii="Consolas" w:eastAsia="Yu Gothic" w:hAnsi="Consolas"/>
+        </w:rPr>
+        <w:t xml:space="preserve">url</w:t>
+      </w:r>
+      <w:r>
+        <w:rPr>
+          <w:rFonts w:ascii="Yu Gothic" w:eastAsia="Yu Gothic" w:hAnsi="Yu Gothic"/>
+        </w:rPr>
+        <w:t xml:space="preserve">、</w:t>
+      </w:r>
+      <w:r>
+        <w:rPr>
+          <w:rFonts w:ascii="Consolas" w:eastAsia="Yu Gothic" w:hAnsi="Consolas"/>
+        </w:rPr>
+        <w:t xml:space="preserve">method</w:t>
+      </w:r>
+      <w:r>
+        <w:rPr>
+          <w:rFonts w:ascii="Yu Gothic" w:eastAsia="Yu Gothic" w:hAnsi="Yu Gothic"/>
+        </w:rPr>
+        <w:t xml:space="preserve">（フォーム・電子メール）、</w:t>
+      </w:r>
+      <w:r>
+        <w:rPr>
+          <w:rFonts w:ascii="Consolas" w:eastAsia="Yu Gothic" w:hAnsi="Consolas"/>
+        </w:rPr>
+        <w:t xml:space="preserve">jp_art22</w:t>
+      </w:r>
+      <w:r>
+        <w:rPr>
+          <w:rFonts w:ascii="Yu Gothic" w:eastAsia="Yu Gothic" w:hAnsi="Yu Gothic"/>
+        </w:rPr>
+        <w:t xml:space="preserve">（第22条の方法か）、</w:t>
+      </w:r>
+      <w:r>
+        <w:rPr>
+          <w:rFonts w:ascii="Consolas" w:eastAsia="Yu Gothic" w:hAnsi="Consolas"/>
+        </w:rPr>
+        <w:t xml:space="preserve">notes</w:t>
+      </w:r>
+      <w:r>
+        <w:rPr>
+          <w:rFonts w:ascii="Yu Gothic" w:eastAsia="Yu Gothic" w:hAnsi="Yu Gothic"/>
+        </w:rPr>
+        <w:t xml:space="preserve">）、</w:t>
+      </w:r>
+      <w:r>
+        <w:rPr>
+          <w:rFonts w:ascii="Consolas" w:eastAsia="Yu Gothic" w:hAnsi="Consolas"/>
+        </w:rPr>
+        <w:t xml:space="preserve">sources</w:t>
+      </w:r>
+      <w:r>
+        <w:rPr>
+          <w:rFonts w:ascii="Yu Gothic" w:eastAsia="Yu Gothic" w:hAnsi="Yu Gothic"/>
+        </w:rPr>
+        <w:t xml:space="preserve">、</w:t>
+      </w:r>
+      <w:r>
+        <w:rPr>
+          <w:rFonts w:ascii="Consolas" w:eastAsia="Yu Gothic" w:hAnsi="Consolas"/>
+        </w:rPr>
+        <w:t xml:space="preserve">checked_at</w:t>
+      </w:r>
+      <w:r>
+        <w:rPr>
+          <w:rFonts w:ascii="Yu Gothic" w:eastAsia="Yu Gothic" w:hAnsi="Yu Gothic"/>
+        </w:rPr>
+        <w:t xml:space="preserve"> を持つ。窓口は「著作権」と「肖像・プライバシー」の2つ（3.4 の立場「被写体」で示すもの）。初版の肖像・プライバシーの窓口（X の「私生活の侵害」の報告、Meta の「プライバシー」の報告、TikTok・微博・小紅書・pixiv の相当する報告）の URL は、参照情報の原稿を作る時に各社の公式の頁で確かめて入れる。</w:t>
       </w:r>
     </w:p>
     <w:p>
@@ -5362,6 +5208,24 @@
     <w:p>
       <w:pPr>
         <w:pStyle w:val="ListParagraph"/>
+        <w:keepNext/>
+        <w:keepLines/>
+        <w:numPr>
+          <w:ilvl w:val="0"/>
+          <w:numId w:val="2"/>
+        </w:numPr>
+        <w:spacing w:after="20" w:before="20" w:line="300"/>
+      </w:pPr>
+      <w:r>
+        <w:rPr>
+          <w:rFonts w:ascii="Yu Gothic" w:eastAsia="Yu Gothic" w:hAnsi="Yu Gothic"/>
+        </w:rPr>
+        <w:t xml:space="preserve">総務省の指定の追加（報道資料）を四半期の確かめの対象に含める。</w:t>
+      </w:r>
+    </w:p>
+    <w:p>
+      <w:pPr>
+        <w:pStyle w:val="ListParagraph"/>
         <w:keepNext w:val="false"/>
         <w:keepLines/>
         <w:numPr>
@@ -5374,7 +5238,7 @@
         <w:rPr>
           <w:rFonts w:ascii="Yu Gothic" w:eastAsia="Yu Gothic" w:hAnsi="Yu Gothic"/>
         </w:rPr>
-        <w:t xml:space="preserve">総務省の指定の追加（報道資料）を四半期の確かめの対象に含める。</w:t>
+        <w:t xml:space="preserve">RDAP のブートストラップの一覧も参照情報に含め、運営者ツール M-01「参照情報」 が IANA の一覧との差分を示して版を上げる（第8章 3.4）。</w:t>
       </w:r>
     </w:p>
     <w:p>
@@ -6664,6 +6528,24 @@
     <w:p>
       <w:pPr>
         <w:pStyle w:val="ListParagraph"/>
+        <w:keepNext/>
+        <w:keepLines/>
+        <w:numPr>
+          <w:ilvl w:val="0"/>
+          <w:numId w:val="2"/>
+        </w:numPr>
+        <w:spacing w:after="20" w:before="20" w:line="300"/>
+      </w:pPr>
+      <w:r>
+        <w:rPr>
+          <w:rFonts w:ascii="Yu Gothic" w:eastAsia="Yu Gothic" w:hAnsi="Yu Gothic"/>
+        </w:rPr>
+        <w:t xml:space="preserve">照合の結果が「一致を確認できません」「似ている（見た目の指紋）：加工された同じ写真の可能性」「他の人の番号の透かし」の事件（第6章 4.1「一致度の示し方」）では、この画面の上端に注意を示す。</w:t>
+      </w:r>
+    </w:p>
+    <w:p>
+      <w:pPr>
+        <w:pStyle w:val="ListParagraph"/>
         <w:keepNext w:val="false"/>
         <w:keepLines/>
         <w:numPr>
@@ -6676,7 +6558,7 @@
         <w:rPr>
           <w:rFonts w:ascii="Yu Gothic" w:eastAsia="Yu Gothic" w:hAnsi="Yu Gothic"/>
         </w:rPr>
-        <w:t xml:space="preserve">照合の結果が「一致を確認できません」「似ている（見た目の指紋）：加工された同じ写真の可能性」「他の人の番号の透かし」の事件（第6章 4.1「一致度の示し方」）では、この画面の上端に注意を示す。</w:t>
+        <w:t xml:space="preserve">脅威 T-2（なりすまし）：真の権利者の投稿を転載として扱い、事業者に申し立てる。攻撃する者：同上。狙う資産：真の権利者の投稿。残る破れ：本システムの外での申立ては防げない</w:t>
       </w:r>
     </w:p>
     <w:p>
@@ -7192,7 +7074,163 @@
         <w:rPr>
           <w:rFonts w:ascii="Yu Gothic" w:eastAsia="Yu Gothic" w:hAnsi="Yu Gothic"/>
         </w:rPr>
-        <w:t xml:space="preserve">各ひな形の必要な事項は法が定める。アプリは事件記録から埋められる欄を埋め、利用者が入れる欄を空けて示す。下書きの文は専門家の確認（第5章 4「文言の管理」と同じ）を経るまで配らない。</w:t>
+        <w:t xml:space="preserve">ひな形は参照情報の </w:t>
+      </w:r>
+      <w:r>
+        <w:rPr>
+          <w:rFonts w:ascii="Consolas" w:eastAsia="Yu Gothic" w:hAnsi="Consolas"/>
+        </w:rPr>
+        <w:t xml:space="preserve">templates/&lt;種類&gt;.&lt;言語&gt;.md</w:t>
+      </w:r>
+      <w:r>
+        <w:rPr>
+          <w:rFonts w:ascii="Yu Gothic" w:eastAsia="Yu Gothic" w:hAnsi="Yu Gothic"/>
+        </w:rPr>
+        <w:t xml:space="preserve">（種類は </w:t>
+      </w:r>
+      <w:r>
+        <w:rPr>
+          <w:rFonts w:ascii="Consolas" w:eastAsia="Yu Gothic" w:hAnsi="Consolas"/>
+        </w:rPr>
+        <w:t xml:space="preserve">dmca</w:t>
+      </w:r>
+      <w:r>
+        <w:rPr>
+          <w:rFonts w:ascii="Yu Gothic" w:eastAsia="Yu Gothic" w:hAnsi="Yu Gothic"/>
+        </w:rPr>
+        <w:t xml:space="preserve">・</w:t>
+      </w:r>
+      <w:r>
+        <w:rPr>
+          <w:rFonts w:ascii="Consolas" w:eastAsia="Yu Gothic" w:hAnsi="Consolas"/>
+        </w:rPr>
+        <w:t xml:space="preserve">cn_notice</w:t>
+      </w:r>
+      <w:r>
+        <w:rPr>
+          <w:rFonts w:ascii="Yu Gothic" w:eastAsia="Yu Gothic" w:hAnsi="Yu Gothic"/>
+        </w:rPr>
+        <w:t xml:space="preserve">・</w:t>
+      </w:r>
+      <w:r>
+        <w:rPr>
+          <w:rFonts w:ascii="Consolas" w:eastAsia="Yu Gothic" w:hAnsi="Consolas"/>
+        </w:rPr>
+        <w:t xml:space="preserve">jp_form_a</w:t>
+      </w:r>
+      <w:r>
+        <w:rPr>
+          <w:rFonts w:ascii="Yu Gothic" w:eastAsia="Yu Gothic" w:hAnsi="Yu Gothic"/>
+        </w:rPr>
+        <w:t xml:space="preserve">・</w:t>
+      </w:r>
+      <w:r>
+        <w:rPr>
+          <w:rFonts w:ascii="Consolas" w:eastAsia="Yu Gothic" w:hAnsi="Consolas"/>
+        </w:rPr>
+        <w:t xml:space="preserve">hosting</w:t>
+      </w:r>
+      <w:r>
+        <w:rPr>
+          <w:rFonts w:ascii="Yu Gothic" w:eastAsia="Yu Gothic" w:hAnsi="Yu Gothic"/>
+        </w:rPr>
+        <w:t xml:space="preserve">・</w:t>
+      </w:r>
+      <w:r>
+        <w:rPr>
+          <w:rFonts w:ascii="Consolas" w:eastAsia="Yu Gothic" w:hAnsi="Consolas"/>
+        </w:rPr>
+        <w:t xml:space="preserve">portrait</w:t>
+      </w:r>
+      <w:r>
+        <w:rPr>
+          <w:rFonts w:ascii="Yu Gothic" w:eastAsia="Yu Gothic" w:hAnsi="Yu Gothic"/>
+        </w:rPr>
+        <w:t xml:space="preserve">）とし、前書き（YAML）に </w:t>
+      </w:r>
+      <w:r>
+        <w:rPr>
+          <w:rFonts w:ascii="Consolas" w:eastAsia="Yu Gothic" w:hAnsi="Consolas"/>
+        </w:rPr>
+        <w:t xml:space="preserve">kind</w:t>
+      </w:r>
+      <w:r>
+        <w:rPr>
+          <w:rFonts w:ascii="Yu Gothic" w:eastAsia="Yu Gothic" w:hAnsi="Yu Gothic"/>
+        </w:rPr>
+        <w:t xml:space="preserve">、</w:t>
+      </w:r>
+      <w:r>
+        <w:rPr>
+          <w:rFonts w:ascii="Consolas" w:eastAsia="Yu Gothic" w:hAnsi="Consolas"/>
+        </w:rPr>
+        <w:t xml:space="preserve">standing</w:t>
+      </w:r>
+      <w:r>
+        <w:rPr>
+          <w:rFonts w:ascii="Yu Gothic" w:eastAsia="Yu Gothic" w:hAnsi="Yu Gothic"/>
+        </w:rPr>
+        <w:t xml:space="preserve">（使える立場）、</w:t>
+      </w:r>
+      <w:r>
+        <w:rPr>
+          <w:rFonts w:ascii="Consolas" w:eastAsia="Yu Gothic" w:hAnsi="Consolas"/>
+        </w:rPr>
+        <w:t xml:space="preserve">venue_kinds</w:t>
+      </w:r>
+      <w:r>
+        <w:rPr>
+          <w:rFonts w:ascii="Yu Gothic" w:eastAsia="Yu Gothic" w:hAnsi="Yu Gothic"/>
+        </w:rPr>
+        <w:t xml:space="preserve">、</w:t>
+      </w:r>
+      <w:r>
+        <w:rPr>
+          <w:rFonts w:ascii="Consolas" w:eastAsia="Yu Gothic" w:hAnsi="Consolas"/>
+        </w:rPr>
+        <w:t xml:space="preserve">version</w:t>
+      </w:r>
+      <w:r>
+        <w:rPr>
+          <w:rFonts w:ascii="Yu Gothic" w:eastAsia="Yu Gothic" w:hAnsi="Yu Gothic"/>
+        </w:rPr>
+        <w:t xml:space="preserve">、</w:t>
+      </w:r>
+      <w:r>
+        <w:rPr>
+          <w:rFonts w:ascii="Consolas" w:eastAsia="Yu Gothic" w:hAnsi="Consolas"/>
+        </w:rPr>
+        <w:t xml:space="preserve">reviewed_by</w:t>
+      </w:r>
+      <w:r>
+        <w:rPr>
+          <w:rFonts w:ascii="Yu Gothic" w:eastAsia="Yu Gothic" w:hAnsi="Yu Gothic"/>
+        </w:rPr>
+        <w:t xml:space="preserve">・</w:t>
+      </w:r>
+      <w:r>
+        <w:rPr>
+          <w:rFonts w:ascii="Consolas" w:eastAsia="Yu Gothic" w:hAnsi="Consolas"/>
+        </w:rPr>
+        <w:t xml:space="preserve">reviewed_at</w:t>
+      </w:r>
+      <w:r>
+        <w:rPr>
+          <w:rFonts w:ascii="Yu Gothic" w:eastAsia="Yu Gothic" w:hAnsi="Yu Gothic"/>
+        </w:rPr>
+        <w:t xml:space="preserve">（専門家の確認）を持ち、本文の欄は </w:t>
+      </w:r>
+      <w:r>
+        <w:rPr>
+          <w:rFonts w:ascii="Consolas" w:eastAsia="Yu Gothic" w:hAnsi="Consolas"/>
+        </w:rPr>
+        <w:t xml:space="preserve">{field}</w:t>
+      </w:r>
+      <w:r>
+        <w:rPr>
+          <w:rFonts w:ascii="Yu Gothic" w:eastAsia="Yu Gothic" w:hAnsi="Yu Gothic"/>
+        </w:rPr>
+        <w:t xml:space="preserve"> で書く（差し込みの規則は第4章 3.1 と同じ）。各ひな形の必要な事項は法が定める。アプリは事件記録から埋められる欄を埋め、利用者が入れる欄を空けて示す。下書きの文は専門家の確認（第5章 4「文言の管理」と同じ）を経るまで配らない。</w:t>
       </w:r>
     </w:p>
     <w:p>
@@ -7210,7 +7248,7 @@
         <w:rPr>
           <w:rFonts w:ascii="Yu Gothic" w:eastAsia="Yu Gothic" w:hAnsi="Yu Gothic"/>
         </w:rPr>
-        <w:t xml:space="preserve">言語（R-7-2-1「国と言語ごとに示せる」）：送る文は窓口の国の言語（米国は英語、中国は中国語、日本は日本語）とする。その横に、画面の言語（日本語・中国語・英語）の参考の訳を並べ、「送るのは原文です。訳は内容を確かめるためのものです」と示す。参考の訳も参照情報として版を付けて配る。</w:t>
+        <w:t xml:space="preserve">言語（R-7-2-1）：送る文は窓口の国の言語（米国は英語、中国は中国語、日本は日本語）とする。その横に、画面の言語（日本語・中国語・英語）の参考の訳を並べ、「送るのは原文です。訳は内容を確かめるためのものです」と示す。参考の訳も参照情報として版を付けて配る。</w:t>
       </w:r>
     </w:p>
     <w:p>
@@ -7237,9 +7275,9 @@
         </w:tblBorders>
       </w:tblPr>
       <w:tblGrid>
-        <w:gridCol w:w="5946"/>
-        <w:gridCol w:w="2133"/>
-        <w:gridCol w:w="1559"/>
+        <w:gridCol w:w="3628"/>
+        <w:gridCol w:w="1301"/>
+        <w:gridCol w:w="4709"/>
       </w:tblGrid>
       <w:tr>
         <w:trPr>
@@ -7248,7 +7286,7 @@
         </w:trPr>
         <w:tc>
           <w:tcPr>
-            <w:tcW w:type="dxa" w:w="5946"/>
+            <w:tcW w:type="dxa" w:w="3628"/>
             <w:tcBorders>
               <w:top w:val="single" w:color="A6B8D0" w:sz="4"/>
               <w:left w:val="single" w:color="A6B8D0" w:sz="4"/>
@@ -7283,7 +7321,7 @@
         </w:tc>
         <w:tc>
           <w:tcPr>
-            <w:tcW w:type="dxa" w:w="2133"/>
+            <w:tcW w:type="dxa" w:w="1301"/>
             <w:tcBorders>
               <w:top w:val="single" w:color="A6B8D0" w:sz="4"/>
               <w:left w:val="single" w:color="A6B8D0" w:sz="4"/>
@@ -7318,7 +7356,7 @@
         </w:tc>
         <w:tc>
           <w:tcPr>
-            <w:tcW w:type="dxa" w:w="1559"/>
+            <w:tcW w:type="dxa" w:w="4709"/>
             <w:tcBorders>
               <w:top w:val="single" w:color="A6B8D0" w:sz="4"/>
               <w:left w:val="single" w:color="A6B8D0" w:sz="4"/>
@@ -7359,7 +7397,7 @@
         </w:trPr>
         <w:tc>
           <w:tcPr>
-            <w:tcW w:type="dxa" w:w="5946"/>
+            <w:tcW w:type="dxa" w:w="3628"/>
             <w:tcBorders>
               <w:top w:val="single" w:color="A6B8D0" w:sz="4"/>
               <w:left w:val="single" w:color="A6B8D0" w:sz="4"/>
@@ -7393,7 +7431,7 @@
         </w:tc>
         <w:tc>
           <w:tcPr>
-            <w:tcW w:type="dxa" w:w="2133"/>
+            <w:tcW w:type="dxa" w:w="1301"/>
             <w:tcBorders>
               <w:top w:val="single" w:color="A6B8D0" w:sz="4"/>
               <w:left w:val="single" w:color="A6B8D0" w:sz="4"/>
@@ -7427,7 +7465,7 @@
         </w:tc>
         <w:tc>
           <w:tcPr>
-            <w:tcW w:type="dxa" w:w="1559"/>
+            <w:tcW w:type="dxa" w:w="4709"/>
             <w:tcBorders>
               <w:top w:val="single" w:color="A6B8D0" w:sz="4"/>
               <w:left w:val="single" w:color="A6B8D0" w:sz="4"/>
@@ -7467,7 +7505,7 @@
         </w:trPr>
         <w:tc>
           <w:tcPr>
-            <w:tcW w:type="dxa" w:w="5946"/>
+            <w:tcW w:type="dxa" w:w="3628"/>
             <w:tcBorders>
               <w:top w:val="single" w:color="A6B8D0" w:sz="4"/>
               <w:left w:val="single" w:color="A6B8D0" w:sz="4"/>
@@ -7501,7 +7539,7 @@
         </w:tc>
         <w:tc>
           <w:tcPr>
-            <w:tcW w:type="dxa" w:w="2133"/>
+            <w:tcW w:type="dxa" w:w="1301"/>
             <w:tcBorders>
               <w:top w:val="single" w:color="A6B8D0" w:sz="4"/>
               <w:left w:val="single" w:color="A6B8D0" w:sz="4"/>
@@ -7535,35 +7573,55 @@
         </w:tc>
         <w:tc>
           <w:tcPr>
-            <w:tcW w:type="dxa" w:w="1559"/>
-            <w:tcBorders>
-              <w:top w:val="single" w:color="A6B8D0" w:sz="4"/>
-              <w:left w:val="single" w:color="A6B8D0" w:sz="4"/>
-              <w:bottom w:val="single" w:color="A6B8D0" w:sz="4"/>
-              <w:right w:val="single" w:color="A6B8D0" w:sz="4"/>
-            </w:tcBorders>
-            <w:tcMar>
-              <w:top w:type="dxa" w:w="50"/>
-              <w:left w:type="dxa" w:w="90"/>
-              <w:bottom w:type="dxa" w:w="50"/>
-              <w:right w:type="dxa" w:w="90"/>
-            </w:tcMar>
-          </w:tcPr>
-          <w:p>
-            <w:pPr>
-              <w:keepNext/>
-              <w:keepLines/>
-              <w:spacing w:after="0" w:before="0" w:line="280"/>
-            </w:pPr>
-            <w:r>
-              <w:rPr>
-                <w:rFonts w:ascii="Yu Gothic" w:eastAsia="Yu Gothic" w:hAnsi="Yu Gothic"/>
-                <w:b w:val="false"/>
-                <w:bCs w:val="false"/>
-                <w:sz w:val="18"/>
-                <w:szCs w:val="18"/>
-              </w:rPr>
-              <w:t xml:space="preserve">アプリ（作品データから）</w:t>
+            <w:tcW w:type="dxa" w:w="4709"/>
+            <w:tcBorders>
+              <w:top w:val="single" w:color="A6B8D0" w:sz="4"/>
+              <w:left w:val="single" w:color="A6B8D0" w:sz="4"/>
+              <w:bottom w:val="single" w:color="A6B8D0" w:sz="4"/>
+              <w:right w:val="single" w:color="A6B8D0" w:sz="4"/>
+            </w:tcBorders>
+            <w:tcMar>
+              <w:top w:type="dxa" w:w="50"/>
+              <w:left w:type="dxa" w:w="90"/>
+              <w:bottom w:type="dxa" w:w="50"/>
+              <w:right w:type="dxa" w:w="90"/>
+            </w:tcMar>
+          </w:tcPr>
+          <w:p>
+            <w:pPr>
+              <w:keepNext/>
+              <w:keepLines/>
+              <w:spacing w:after="0" w:before="0" w:line="280"/>
+            </w:pPr>
+            <w:r>
+              <w:rPr>
+                <w:rFonts w:ascii="Yu Gothic" w:eastAsia="Yu Gothic" w:hAnsi="Yu Gothic"/>
+                <w:b w:val="false"/>
+                <w:bCs w:val="false"/>
+                <w:sz w:val="18"/>
+                <w:szCs w:val="18"/>
+              </w:rPr>
+              <w:t xml:space="preserve">アプリ（作品データから。元の投稿の URL は、利用者が G-12「作品」で記録した元の投稿の場所（第3章 7.2 の </w:t>
+            </w:r>
+            <w:r>
+              <w:rPr>
+                <w:rFonts w:ascii="Consolas" w:eastAsia="Yu Gothic" w:hAnsi="Consolas"/>
+                <w:b w:val="false"/>
+                <w:bCs w:val="false"/>
+                <w:sz w:val="18"/>
+                <w:szCs w:val="18"/>
+              </w:rPr>
+              <w:t xml:space="preserve">published</w:t>
+            </w:r>
+            <w:r>
+              <w:rPr>
+                <w:rFonts w:ascii="Yu Gothic" w:eastAsia="Yu Gothic" w:hAnsi="Yu Gothic"/>
+                <w:b w:val="false"/>
+                <w:bCs w:val="false"/>
+                <w:sz w:val="18"/>
+                <w:szCs w:val="18"/>
+              </w:rPr>
+              <w:t xml:space="preserve">）から埋め、無ければ利用者が入れる。本システムは投稿しないため、書き出しの時点では無い）</w:t>
             </w:r>
           </w:p>
         </w:tc>
@@ -7575,7 +7633,7 @@
         </w:trPr>
         <w:tc>
           <w:tcPr>
-            <w:tcW w:type="dxa" w:w="5946"/>
+            <w:tcW w:type="dxa" w:w="3628"/>
             <w:tcBorders>
               <w:top w:val="single" w:color="A6B8D0" w:sz="4"/>
               <w:left w:val="single" w:color="A6B8D0" w:sz="4"/>
@@ -7609,7 +7667,7 @@
         </w:tc>
         <w:tc>
           <w:tcPr>
-            <w:tcW w:type="dxa" w:w="2133"/>
+            <w:tcW w:type="dxa" w:w="1301"/>
             <w:tcBorders>
               <w:top w:val="single" w:color="A6B8D0" w:sz="4"/>
               <w:left w:val="single" w:color="A6B8D0" w:sz="4"/>
@@ -7643,7 +7701,7 @@
         </w:tc>
         <w:tc>
           <w:tcPr>
-            <w:tcW w:type="dxa" w:w="1559"/>
+            <w:tcW w:type="dxa" w:w="4709"/>
             <w:tcBorders>
               <w:top w:val="single" w:color="A6B8D0" w:sz="4"/>
               <w:left w:val="single" w:color="A6B8D0" w:sz="4"/>
@@ -7683,7 +7741,7 @@
         </w:trPr>
         <w:tc>
           <w:tcPr>
-            <w:tcW w:type="dxa" w:w="5946"/>
+            <w:tcW w:type="dxa" w:w="3628"/>
             <w:tcBorders>
               <w:top w:val="single" w:color="A6B8D0" w:sz="4"/>
               <w:left w:val="single" w:color="A6B8D0" w:sz="4"/>
@@ -7717,7 +7775,7 @@
         </w:tc>
         <w:tc>
           <w:tcPr>
-            <w:tcW w:type="dxa" w:w="2133"/>
+            <w:tcW w:type="dxa" w:w="1301"/>
             <w:tcBorders>
               <w:top w:val="single" w:color="A6B8D0" w:sz="4"/>
               <w:left w:val="single" w:color="A6B8D0" w:sz="4"/>
@@ -7751,7 +7809,7 @@
         </w:tc>
         <w:tc>
           <w:tcPr>
-            <w:tcW w:type="dxa" w:w="1559"/>
+            <w:tcW w:type="dxa" w:w="4709"/>
             <w:tcBorders>
               <w:top w:val="single" w:color="A6B8D0" w:sz="4"/>
               <w:left w:val="single" w:color="A6B8D0" w:sz="4"/>
@@ -7791,7 +7849,7 @@
         </w:trPr>
         <w:tc>
           <w:tcPr>
-            <w:tcW w:type="dxa" w:w="5946"/>
+            <w:tcW w:type="dxa" w:w="3628"/>
             <w:tcBorders>
               <w:top w:val="single" w:color="A6B8D0" w:sz="4"/>
               <w:left w:val="single" w:color="A6B8D0" w:sz="4"/>
@@ -7825,7 +7883,7 @@
         </w:tc>
         <w:tc>
           <w:tcPr>
-            <w:tcW w:type="dxa" w:w="2133"/>
+            <w:tcW w:type="dxa" w:w="1301"/>
             <w:tcBorders>
               <w:top w:val="single" w:color="A6B8D0" w:sz="4"/>
               <w:left w:val="single" w:color="A6B8D0" w:sz="4"/>
@@ -7859,7 +7917,7 @@
         </w:tc>
         <w:tc>
           <w:tcPr>
-            <w:tcW w:type="dxa" w:w="1559"/>
+            <w:tcW w:type="dxa" w:w="4709"/>
             <w:tcBorders>
               <w:top w:val="single" w:color="A6B8D0" w:sz="4"/>
               <w:left w:val="single" w:color="A6B8D0" w:sz="4"/>
@@ -7899,7 +7957,7 @@
         </w:trPr>
         <w:tc>
           <w:tcPr>
-            <w:tcW w:type="dxa" w:w="5946"/>
+            <w:tcW w:type="dxa" w:w="3628"/>
             <w:tcBorders>
               <w:top w:val="single" w:color="A6B8D0" w:sz="4"/>
               <w:left w:val="single" w:color="A6B8D0" w:sz="4"/>
@@ -7933,7 +7991,7 @@
         </w:tc>
         <w:tc>
           <w:tcPr>
-            <w:tcW w:type="dxa" w:w="2133"/>
+            <w:tcW w:type="dxa" w:w="1301"/>
             <w:tcBorders>
               <w:top w:val="single" w:color="A6B8D0" w:sz="4"/>
               <w:left w:val="single" w:color="A6B8D0" w:sz="4"/>
@@ -7967,7 +8025,7 @@
         </w:tc>
         <w:tc>
           <w:tcPr>
-            <w:tcW w:type="dxa" w:w="1559"/>
+            <w:tcW w:type="dxa" w:w="4709"/>
             <w:tcBorders>
               <w:top w:val="single" w:color="A6B8D0" w:sz="4"/>
               <w:left w:val="single" w:color="A6B8D0" w:sz="4"/>
@@ -8805,9 +8863,9 @@
         </w:tblBorders>
       </w:tblPr>
       <w:tblGrid>
-        <w:gridCol w:w="2586"/>
-        <w:gridCol w:w="5397"/>
-        <w:gridCol w:w="1655"/>
+        <w:gridCol w:w="2095"/>
+        <w:gridCol w:w="4372"/>
+        <w:gridCol w:w="3171"/>
       </w:tblGrid>
       <w:tr>
         <w:trPr>
@@ -8816,7 +8874,7 @@
         </w:trPr>
         <w:tc>
           <w:tcPr>
-            <w:tcW w:type="dxa" w:w="2586"/>
+            <w:tcW w:type="dxa" w:w="2095"/>
             <w:tcBorders>
               <w:top w:val="single" w:color="A6B8D0" w:sz="4"/>
               <w:left w:val="single" w:color="A6B8D0" w:sz="4"/>
@@ -8851,7 +8909,7 @@
         </w:tc>
         <w:tc>
           <w:tcPr>
-            <w:tcW w:type="dxa" w:w="5397"/>
+            <w:tcW w:type="dxa" w:w="4372"/>
             <w:tcBorders>
               <w:top w:val="single" w:color="A6B8D0" w:sz="4"/>
               <w:left w:val="single" w:color="A6B8D0" w:sz="4"/>
@@ -8886,7 +8944,7 @@
         </w:tc>
         <w:tc>
           <w:tcPr>
-            <w:tcW w:type="dxa" w:w="1655"/>
+            <w:tcW w:type="dxa" w:w="3171"/>
             <w:tcBorders>
               <w:top w:val="single" w:color="A6B8D0" w:sz="4"/>
               <w:left w:val="single" w:color="A6B8D0" w:sz="4"/>
@@ -8927,7 +8985,7 @@
         </w:trPr>
         <w:tc>
           <w:tcPr>
-            <w:tcW w:type="dxa" w:w="2586"/>
+            <w:tcW w:type="dxa" w:w="2095"/>
             <w:tcBorders>
               <w:top w:val="single" w:color="A6B8D0" w:sz="4"/>
               <w:left w:val="single" w:color="A6B8D0" w:sz="4"/>
@@ -8961,7 +9019,7 @@
         </w:tc>
         <w:tc>
           <w:tcPr>
-            <w:tcW w:type="dxa" w:w="5397"/>
+            <w:tcW w:type="dxa" w:w="4372"/>
             <w:tcBorders>
               <w:top w:val="single" w:color="A6B8D0" w:sz="4"/>
               <w:left w:val="single" w:color="A6B8D0" w:sz="4"/>
@@ -8995,7 +9053,7 @@
         </w:tc>
         <w:tc>
           <w:tcPr>
-            <w:tcW w:type="dxa" w:w="1655"/>
+            <w:tcW w:type="dxa" w:w="3171"/>
             <w:tcBorders>
               <w:top w:val="single" w:color="A6B8D0" w:sz="4"/>
               <w:left w:val="single" w:color="A6B8D0" w:sz="4"/>
@@ -9035,7 +9093,7 @@
         </w:trPr>
         <w:tc>
           <w:tcPr>
-            <w:tcW w:type="dxa" w:w="2586"/>
+            <w:tcW w:type="dxa" w:w="2095"/>
             <w:tcBorders>
               <w:top w:val="single" w:color="A6B8D0" w:sz="4"/>
               <w:left w:val="single" w:color="A6B8D0" w:sz="4"/>
@@ -9069,7 +9127,7 @@
         </w:tc>
         <w:tc>
           <w:tcPr>
-            <w:tcW w:type="dxa" w:w="5397"/>
+            <w:tcW w:type="dxa" w:w="4372"/>
             <w:tcBorders>
               <w:top w:val="single" w:color="A6B8D0" w:sz="4"/>
               <w:left w:val="single" w:color="A6B8D0" w:sz="4"/>
@@ -9103,7 +9161,7 @@
         </w:tc>
         <w:tc>
           <w:tcPr>
-            <w:tcW w:type="dxa" w:w="1655"/>
+            <w:tcW w:type="dxa" w:w="3171"/>
             <w:tcBorders>
               <w:top w:val="single" w:color="A6B8D0" w:sz="4"/>
               <w:left w:val="single" w:color="A6B8D0" w:sz="4"/>
@@ -9143,7 +9201,7 @@
         </w:trPr>
         <w:tc>
           <w:tcPr>
-            <w:tcW w:type="dxa" w:w="2586"/>
+            <w:tcW w:type="dxa" w:w="2095"/>
             <w:tcBorders>
               <w:top w:val="single" w:color="A6B8D0" w:sz="4"/>
               <w:left w:val="single" w:color="A6B8D0" w:sz="4"/>
@@ -9177,7 +9235,7 @@
         </w:tc>
         <w:tc>
           <w:tcPr>
-            <w:tcW w:type="dxa" w:w="5397"/>
+            <w:tcW w:type="dxa" w:w="4372"/>
             <w:tcBorders>
               <w:top w:val="single" w:color="A6B8D0" w:sz="4"/>
               <w:left w:val="single" w:color="A6B8D0" w:sz="4"/>
@@ -9211,7 +9269,7 @@
         </w:tc>
         <w:tc>
           <w:tcPr>
-            <w:tcW w:type="dxa" w:w="1655"/>
+            <w:tcW w:type="dxa" w:w="3171"/>
             <w:tcBorders>
               <w:top w:val="single" w:color="A6B8D0" w:sz="4"/>
               <w:left w:val="single" w:color="A6B8D0" w:sz="4"/>
@@ -9251,7 +9309,7 @@
         </w:trPr>
         <w:tc>
           <w:tcPr>
-            <w:tcW w:type="dxa" w:w="2586"/>
+            <w:tcW w:type="dxa" w:w="2095"/>
             <w:tcBorders>
               <w:top w:val="single" w:color="A6B8D0" w:sz="4"/>
               <w:left w:val="single" w:color="A6B8D0" w:sz="4"/>
@@ -9285,7 +9343,7 @@
         </w:tc>
         <w:tc>
           <w:tcPr>
-            <w:tcW w:type="dxa" w:w="5397"/>
+            <w:tcW w:type="dxa" w:w="4372"/>
             <w:tcBorders>
               <w:top w:val="single" w:color="A6B8D0" w:sz="4"/>
               <w:left w:val="single" w:color="A6B8D0" w:sz="4"/>
@@ -9319,7 +9377,7 @@
         </w:tc>
         <w:tc>
           <w:tcPr>
-            <w:tcW w:type="dxa" w:w="1655"/>
+            <w:tcW w:type="dxa" w:w="3171"/>
             <w:tcBorders>
               <w:top w:val="single" w:color="A6B8D0" w:sz="4"/>
               <w:left w:val="single" w:color="A6B8D0" w:sz="4"/>
@@ -9359,7 +9417,7 @@
         </w:trPr>
         <w:tc>
           <w:tcPr>
-            <w:tcW w:type="dxa" w:w="2586"/>
+            <w:tcW w:type="dxa" w:w="2095"/>
             <w:tcBorders>
               <w:top w:val="single" w:color="A6B8D0" w:sz="4"/>
               <w:left w:val="single" w:color="A6B8D0" w:sz="4"/>
@@ -9393,7 +9451,7 @@
         </w:tc>
         <w:tc>
           <w:tcPr>
-            <w:tcW w:type="dxa" w:w="5397"/>
+            <w:tcW w:type="dxa" w:w="4372"/>
             <w:tcBorders>
               <w:top w:val="single" w:color="A6B8D0" w:sz="4"/>
               <w:left w:val="single" w:color="A6B8D0" w:sz="4"/>
@@ -9427,7 +9485,7 @@
         </w:tc>
         <w:tc>
           <w:tcPr>
-            <w:tcW w:type="dxa" w:w="1655"/>
+            <w:tcW w:type="dxa" w:w="3171"/>
             <w:tcBorders>
               <w:top w:val="single" w:color="A6B8D0" w:sz="4"/>
               <w:left w:val="single" w:color="A6B8D0" w:sz="4"/>
@@ -9467,7 +9525,7 @@
         </w:trPr>
         <w:tc>
           <w:tcPr>
-            <w:tcW w:type="dxa" w:w="2586"/>
+            <w:tcW w:type="dxa" w:w="2095"/>
             <w:tcBorders>
               <w:top w:val="single" w:color="A6B8D0" w:sz="4"/>
               <w:left w:val="single" w:color="A6B8D0" w:sz="4"/>
@@ -9501,7 +9559,7 @@
         </w:tc>
         <w:tc>
           <w:tcPr>
-            <w:tcW w:type="dxa" w:w="5397"/>
+            <w:tcW w:type="dxa" w:w="4372"/>
             <w:tcBorders>
               <w:top w:val="single" w:color="A6B8D0" w:sz="4"/>
               <w:left w:val="single" w:color="A6B8D0" w:sz="4"/>
@@ -9535,7 +9593,7 @@
         </w:tc>
         <w:tc>
           <w:tcPr>
-            <w:tcW w:type="dxa" w:w="1655"/>
+            <w:tcW w:type="dxa" w:w="3171"/>
             <w:tcBorders>
               <w:top w:val="single" w:color="A6B8D0" w:sz="4"/>
               <w:left w:val="single" w:color="A6B8D0" w:sz="4"/>
@@ -9575,7 +9633,7 @@
         </w:trPr>
         <w:tc>
           <w:tcPr>
-            <w:tcW w:type="dxa" w:w="2586"/>
+            <w:tcW w:type="dxa" w:w="2095"/>
             <w:tcBorders>
               <w:top w:val="single" w:color="A6B8D0" w:sz="4"/>
               <w:left w:val="single" w:color="A6B8D0" w:sz="4"/>
@@ -9609,7 +9667,7 @@
         </w:tc>
         <w:tc>
           <w:tcPr>
-            <w:tcW w:type="dxa" w:w="5397"/>
+            <w:tcW w:type="dxa" w:w="4372"/>
             <w:tcBorders>
               <w:top w:val="single" w:color="A6B8D0" w:sz="4"/>
               <w:left w:val="single" w:color="A6B8D0" w:sz="4"/>
@@ -9643,35 +9701,55 @@
         </w:tc>
         <w:tc>
           <w:tcPr>
-            <w:tcW w:type="dxa" w:w="1655"/>
-            <w:tcBorders>
-              <w:top w:val="single" w:color="A6B8D0" w:sz="4"/>
-              <w:left w:val="single" w:color="A6B8D0" w:sz="4"/>
-              <w:bottom w:val="single" w:color="A6B8D0" w:sz="4"/>
-              <w:right w:val="single" w:color="A6B8D0" w:sz="4"/>
-            </w:tcBorders>
-            <w:tcMar>
-              <w:top w:type="dxa" w:w="50"/>
-              <w:left w:type="dxa" w:w="90"/>
-              <w:bottom w:type="dxa" w:w="50"/>
-              <w:right w:type="dxa" w:w="90"/>
-            </w:tcMar>
-          </w:tcPr>
-          <w:p>
-            <w:pPr>
-              <w:keepNext/>
-              <w:keepLines/>
-              <w:spacing w:after="0" w:before="0" w:line="280"/>
-            </w:pPr>
-            <w:r>
-              <w:rPr>
-                <w:rFonts w:ascii="Yu Gothic" w:eastAsia="Yu Gothic" w:hAnsi="Yu Gothic"/>
-                <w:b w:val="false"/>
-                <w:bCs w:val="false"/>
-                <w:sz w:val="18"/>
-                <w:szCs w:val="18"/>
-              </w:rPr>
-              <w:t xml:space="preserve">アプリ（作品データから）と利用者</w:t>
+            <w:tcW w:type="dxa" w:w="3171"/>
+            <w:tcBorders>
+              <w:top w:val="single" w:color="A6B8D0" w:sz="4"/>
+              <w:left w:val="single" w:color="A6B8D0" w:sz="4"/>
+              <w:bottom w:val="single" w:color="A6B8D0" w:sz="4"/>
+              <w:right w:val="single" w:color="A6B8D0" w:sz="4"/>
+            </w:tcBorders>
+            <w:tcMar>
+              <w:top w:type="dxa" w:w="50"/>
+              <w:left w:type="dxa" w:w="90"/>
+              <w:bottom w:type="dxa" w:w="50"/>
+              <w:right w:type="dxa" w:w="90"/>
+            </w:tcMar>
+          </w:tcPr>
+          <w:p>
+            <w:pPr>
+              <w:keepNext/>
+              <w:keepLines/>
+              <w:spacing w:after="0" w:before="0" w:line="280"/>
+            </w:pPr>
+            <w:r>
+              <w:rPr>
+                <w:rFonts w:ascii="Yu Gothic" w:eastAsia="Yu Gothic" w:hAnsi="Yu Gothic"/>
+                <w:b w:val="false"/>
+                <w:bCs w:val="false"/>
+                <w:sz w:val="18"/>
+                <w:szCs w:val="18"/>
+              </w:rPr>
+              <w:t xml:space="preserve">アプリ（作品データから。撮影の日は作品データの撮影日時、元の投稿の URL は </w:t>
+            </w:r>
+            <w:r>
+              <w:rPr>
+                <w:rFonts w:ascii="Consolas" w:eastAsia="Yu Gothic" w:hAnsi="Consolas"/>
+                <w:b w:val="false"/>
+                <w:bCs w:val="false"/>
+                <w:sz w:val="18"/>
+                <w:szCs w:val="18"/>
+              </w:rPr>
+              <w:t xml:space="preserve">published</w:t>
+            </w:r>
+            <w:r>
+              <w:rPr>
+                <w:rFonts w:ascii="Yu Gothic" w:eastAsia="Yu Gothic" w:hAnsi="Yu Gothic"/>
+                <w:b w:val="false"/>
+                <w:bCs w:val="false"/>
+                <w:sz w:val="18"/>
+                <w:szCs w:val="18"/>
+              </w:rPr>
+              <w:t xml:space="preserve">（第3章 7.2）。無ければ利用者が入れる）と利用者</w:t>
             </w:r>
           </w:p>
         </w:tc>
@@ -9683,7 +9761,7 @@
         </w:trPr>
         <w:tc>
           <w:tcPr>
-            <w:tcW w:type="dxa" w:w="2586"/>
+            <w:tcW w:type="dxa" w:w="2095"/>
             <w:tcBorders>
               <w:top w:val="single" w:color="A6B8D0" w:sz="4"/>
               <w:left w:val="single" w:color="A6B8D0" w:sz="4"/>
@@ -9717,7 +9795,7 @@
         </w:tc>
         <w:tc>
           <w:tcPr>
-            <w:tcW w:type="dxa" w:w="5397"/>
+            <w:tcW w:type="dxa" w:w="4372"/>
             <w:tcBorders>
               <w:top w:val="single" w:color="A6B8D0" w:sz="4"/>
               <w:left w:val="single" w:color="A6B8D0" w:sz="4"/>
@@ -9751,7 +9829,7 @@
         </w:tc>
         <w:tc>
           <w:tcPr>
-            <w:tcW w:type="dxa" w:w="1655"/>
+            <w:tcW w:type="dxa" w:w="3171"/>
             <w:tcBorders>
               <w:top w:val="single" w:color="A6B8D0" w:sz="4"/>
               <w:left w:val="single" w:color="A6B8D0" w:sz="4"/>
@@ -9791,7 +9869,7 @@
         </w:trPr>
         <w:tc>
           <w:tcPr>
-            <w:tcW w:type="dxa" w:w="2586"/>
+            <w:tcW w:type="dxa" w:w="2095"/>
             <w:tcBorders>
               <w:top w:val="single" w:color="A6B8D0" w:sz="4"/>
               <w:left w:val="single" w:color="A6B8D0" w:sz="4"/>
@@ -9825,7 +9903,7 @@
         </w:tc>
         <w:tc>
           <w:tcPr>
-            <w:tcW w:type="dxa" w:w="5397"/>
+            <w:tcW w:type="dxa" w:w="4372"/>
             <w:tcBorders>
               <w:top w:val="single" w:color="A6B8D0" w:sz="4"/>
               <w:left w:val="single" w:color="A6B8D0" w:sz="4"/>
@@ -9859,7 +9937,7 @@
         </w:tc>
         <w:tc>
           <w:tcPr>
-            <w:tcW w:type="dxa" w:w="1655"/>
+            <w:tcW w:type="dxa" w:w="3171"/>
             <w:tcBorders>
               <w:top w:val="single" w:color="A6B8D0" w:sz="4"/>
               <w:left w:val="single" w:color="A6B8D0" w:sz="4"/>
@@ -9899,7 +9977,7 @@
         </w:trPr>
         <w:tc>
           <w:tcPr>
-            <w:tcW w:type="dxa" w:w="2586"/>
+            <w:tcW w:type="dxa" w:w="2095"/>
             <w:tcBorders>
               <w:top w:val="single" w:color="A6B8D0" w:sz="4"/>
               <w:left w:val="single" w:color="A6B8D0" w:sz="4"/>
@@ -9933,7 +10011,7 @@
         </w:tc>
         <w:tc>
           <w:tcPr>
-            <w:tcW w:type="dxa" w:w="5397"/>
+            <w:tcW w:type="dxa" w:w="4372"/>
             <w:tcBorders>
               <w:top w:val="single" w:color="A6B8D0" w:sz="4"/>
               <w:left w:val="single" w:color="A6B8D0" w:sz="4"/>
@@ -9967,7 +10045,7 @@
         </w:tc>
         <w:tc>
           <w:tcPr>
-            <w:tcW w:type="dxa" w:w="1655"/>
+            <w:tcW w:type="dxa" w:w="3171"/>
             <w:tcBorders>
               <w:top w:val="single" w:color="A6B8D0" w:sz="4"/>
               <w:left w:val="single" w:color="A6B8D0" w:sz="4"/>
@@ -10007,7 +10085,7 @@
         </w:trPr>
         <w:tc>
           <w:tcPr>
-            <w:tcW w:type="dxa" w:w="2586"/>
+            <w:tcW w:type="dxa" w:w="2095"/>
             <w:tcBorders>
               <w:top w:val="single" w:color="A6B8D0" w:sz="4"/>
               <w:left w:val="single" w:color="A6B8D0" w:sz="4"/>
@@ -10041,7 +10119,7 @@
         </w:tc>
         <w:tc>
           <w:tcPr>
-            <w:tcW w:type="dxa" w:w="5397"/>
+            <w:tcW w:type="dxa" w:w="4372"/>
             <w:tcBorders>
               <w:top w:val="single" w:color="A6B8D0" w:sz="4"/>
               <w:left w:val="single" w:color="A6B8D0" w:sz="4"/>
@@ -10075,7 +10153,7 @@
         </w:tc>
         <w:tc>
           <w:tcPr>
-            <w:tcW w:type="dxa" w:w="1655"/>
+            <w:tcW w:type="dxa" w:w="3171"/>
             <w:tcBorders>
               <w:top w:val="single" w:color="A6B8D0" w:sz="4"/>
               <w:left w:val="single" w:color="A6B8D0" w:sz="4"/>
@@ -10115,7 +10193,7 @@
         </w:trPr>
         <w:tc>
           <w:tcPr>
-            <w:tcW w:type="dxa" w:w="2586"/>
+            <w:tcW w:type="dxa" w:w="2095"/>
             <w:tcBorders>
               <w:top w:val="single" w:color="A6B8D0" w:sz="4"/>
               <w:left w:val="single" w:color="A6B8D0" w:sz="4"/>
@@ -10149,7 +10227,7 @@
         </w:tc>
         <w:tc>
           <w:tcPr>
-            <w:tcW w:type="dxa" w:w="5397"/>
+            <w:tcW w:type="dxa" w:w="4372"/>
             <w:tcBorders>
               <w:top w:val="single" w:color="A6B8D0" w:sz="4"/>
               <w:left w:val="single" w:color="A6B8D0" w:sz="4"/>
@@ -10183,7 +10261,7 @@
         </w:tc>
         <w:tc>
           <w:tcPr>
-            <w:tcW w:type="dxa" w:w="1655"/>
+            <w:tcW w:type="dxa" w:w="3171"/>
             <w:tcBorders>
               <w:top w:val="single" w:color="A6B8D0" w:sz="4"/>
               <w:left w:val="single" w:color="A6B8D0" w:sz="4"/>
@@ -10223,7 +10301,7 @@
         </w:trPr>
         <w:tc>
           <w:tcPr>
-            <w:tcW w:type="dxa" w:w="2586"/>
+            <w:tcW w:type="dxa" w:w="2095"/>
             <w:tcBorders>
               <w:top w:val="single" w:color="A6B8D0" w:sz="4"/>
               <w:left w:val="single" w:color="A6B8D0" w:sz="4"/>
@@ -10257,7 +10335,7 @@
         </w:tc>
         <w:tc>
           <w:tcPr>
-            <w:tcW w:type="dxa" w:w="5397"/>
+            <w:tcW w:type="dxa" w:w="4372"/>
             <w:tcBorders>
               <w:top w:val="single" w:color="A6B8D0" w:sz="4"/>
               <w:left w:val="single" w:color="A6B8D0" w:sz="4"/>
@@ -10291,7 +10369,7 @@
         </w:tc>
         <w:tc>
           <w:tcPr>
-            <w:tcW w:type="dxa" w:w="1655"/>
+            <w:tcW w:type="dxa" w:w="3171"/>
             <w:tcBorders>
               <w:top w:val="single" w:color="A6B8D0" w:sz="4"/>
               <w:left w:val="single" w:color="A6B8D0" w:sz="4"/>
@@ -10884,6 +10962,64 @@
           <w:rFonts w:ascii="Yu Gothic" w:eastAsia="Yu Gothic" w:hAnsi="Yu Gothic"/>
         </w:rPr>
         <w:t xml:space="preserve">被写体（コスプレイヤー）の肖像に関する権利は、ガイドラインの対象（著作権等）の外であり、各事業者の窓口の「プライバシー・肖像」の申出による。ひな形は著作権の申出と分けて示す（L-5「肖像権・パブリシティ権（日）」）。</w:t>
+      </w:r>
+    </w:p>
+    <w:p>
+      <w:pPr>
+        <w:pStyle w:val="Heading3"/>
+      </w:pPr>
+      <w:r>
+        <w:rPr>
+          <w:rFonts w:ascii="Yu Gothic" w:eastAsia="Yu Gothic" w:hAnsi="Yu Gothic"/>
+        </w:rPr>
+        <w:t xml:space="preserve">3.3.4 肖像・プライバシーの申出（各事業者の報告フォームの共通の項目）</w:t>
+      </w:r>
+    </w:p>
+    <w:p>
+      <w:pPr>
+        <w:pStyle w:val="ListParagraph"/>
+        <w:keepNext w:val="false"/>
+        <w:keepLines/>
+        <w:numPr>
+          <w:ilvl w:val="0"/>
+          <w:numId w:val="2"/>
+        </w:numPr>
+        <w:spacing w:after="20" w:before="20" w:line="300"/>
+      </w:pPr>
+      <w:r>
+        <w:rPr>
+          <w:rFonts w:ascii="Yu Gothic" w:eastAsia="Yu Gothic" w:hAnsi="Yu Gothic"/>
+        </w:rPr>
+        <w:t xml:space="preserve">各社のフォームが求める項目に合わせ、欄は次のとおり：対象の URL（事件記録から）、写っているのが申出者本人であること（立場「被写体」の確認の文）、公開に同意していないこと、求める措置（削除）、申出者の連絡先（利用者が入れる。保存しない）。国の法の根拠は国別に添える（日本：肖像権（L-5）、中国：民法典 第1019条（L-6）、米国：各州の right of publicity）。下書きの文は専門家の確認を経るまで配らない。</w:t>
+      </w:r>
+    </w:p>
+    <w:p>
+      <w:pPr>
+        <w:pStyle w:val="Heading3"/>
+      </w:pPr>
+      <w:r>
+        <w:rPr>
+          <w:rFonts w:ascii="Yu Gothic" w:eastAsia="Yu Gothic" w:hAnsi="Yu Gothic"/>
+        </w:rPr>
+        <w:t xml:space="preserve">3.3.5 ホスティング事業者・CDN への不正利用の知らせ</w:t>
+      </w:r>
+    </w:p>
+    <w:p>
+      <w:pPr>
+        <w:pStyle w:val="ListParagraph"/>
+        <w:keepNext w:val="false"/>
+        <w:keepLines/>
+        <w:numPr>
+          <w:ilvl w:val="0"/>
+          <w:numId w:val="2"/>
+        </w:numPr>
+        <w:spacing w:after="20" w:before="20" w:line="300"/>
+      </w:pPr>
+      <w:r>
+        <w:rPr>
+          <w:rFonts w:ascii="Yu Gothic" w:eastAsia="Yu Gothic" w:hAnsi="Yu Gothic"/>
+        </w:rPr>
+        <w:t xml:space="preserve">RDAP の不正利用の窓口へ送る文は、DMCA の通知（3.3.1）の6つの事項を英語で書き、日本語・中国語の参考の訳を添える（事業者の多くは DMCA の形式で受け付ける。Cloudflare の DMCA のフォームも同じ項目）。</w:t>
       </w:r>
     </w:p>
     <w:p>
@@ -11238,7 +11374,7 @@
                 <w:sz w:val="18"/>
                 <w:szCs w:val="18"/>
               </w:rPr>
-              <w:t xml:space="preserve">肖像・プライバシーの申出（各事業者の窓口の「プライバシー・肖像」の種類。3.3.3 の末尾）</w:t>
+              <w:t xml:space="preserve">肖像・プライバシーの申出（各事業者の窓口の「プライバシー・肖像」の種類。3.3.4）</w:t>
             </w:r>
           </w:p>
         </w:tc>
@@ -11453,7 +11589,103 @@
         <w:rPr>
           <w:rFonts w:ascii="Yu Gothic" w:eastAsia="Yu Gothic" w:hAnsi="Yu Gothic"/>
         </w:rPr>
-        <w:t xml:space="preserve">参照情報の中に「国と法の領域」の表（法務調査の一覧と同じ構成）を置き、国ごとに要旨と出典（URL）を示す。</w:t>
+        <w:t xml:space="preserve">参照情報の </w:t>
+      </w:r>
+      <w:r>
+        <w:rPr>
+          <w:rFonts w:ascii="Consolas" w:eastAsia="Yu Gothic" w:hAnsi="Consolas"/>
+        </w:rPr>
+        <w:t xml:space="preserve">laws.json</w:t>
+      </w:r>
+      <w:r>
+        <w:rPr>
+          <w:rFonts w:ascii="Yu Gothic" w:eastAsia="Yu Gothic" w:hAnsi="Yu Gothic"/>
+        </w:rPr>
+        <w:t xml:space="preserve"> に「国と法の領域」の表（法務調査の一覧と同じ構成。1行は </w:t>
+      </w:r>
+      <w:r>
+        <w:rPr>
+          <w:rFonts w:ascii="Consolas" w:eastAsia="Yu Gothic" w:hAnsi="Consolas"/>
+        </w:rPr>
+        <w:t xml:space="preserve">country</w:t>
+      </w:r>
+      <w:r>
+        <w:rPr>
+          <w:rFonts w:ascii="Yu Gothic" w:eastAsia="Yu Gothic" w:hAnsi="Yu Gothic"/>
+        </w:rPr>
+        <w:t xml:space="preserve">、</w:t>
+      </w:r>
+      <w:r>
+        <w:rPr>
+          <w:rFonts w:ascii="Consolas" w:eastAsia="Yu Gothic" w:hAnsi="Consolas"/>
+        </w:rPr>
+        <w:t xml:space="preserve">area</w:t>
+      </w:r>
+      <w:r>
+        <w:rPr>
+          <w:rFonts w:ascii="Yu Gothic" w:eastAsia="Yu Gothic" w:hAnsi="Yu Gothic"/>
+        </w:rPr>
+        <w:t xml:space="preserve">、</w:t>
+      </w:r>
+      <w:r>
+        <w:rPr>
+          <w:rFonts w:ascii="Consolas" w:eastAsia="Yu Gothic" w:hAnsi="Consolas"/>
+        </w:rPr>
+        <w:t xml:space="preserve">L</w:t>
+      </w:r>
+      <w:r>
+        <w:rPr>
+          <w:rFonts w:ascii="Yu Gothic" w:eastAsia="Yu Gothic" w:hAnsi="Yu Gothic"/>
+        </w:rPr>
+        <w:t xml:space="preserve">（法務調査の番号）、</w:t>
+      </w:r>
+      <w:r>
+        <w:rPr>
+          <w:rFonts w:ascii="Consolas" w:eastAsia="Yu Gothic" w:hAnsi="Consolas"/>
+        </w:rPr>
+        <w:t xml:space="preserve">summary</w:t>
+      </w:r>
+      <w:r>
+        <w:rPr>
+          <w:rFonts w:ascii="Yu Gothic" w:eastAsia="Yu Gothic" w:hAnsi="Yu Gothic"/>
+        </w:rPr>
+        <w:t xml:space="preserve">（3言語）、</w:t>
+      </w:r>
+      <w:r>
+        <w:rPr>
+          <w:rFonts w:ascii="Consolas" w:eastAsia="Yu Gothic" w:hAnsi="Consolas"/>
+        </w:rPr>
+        <w:t xml:space="preserve">url</w:t>
+      </w:r>
+      <w:r>
+        <w:rPr>
+          <w:rFonts w:ascii="Yu Gothic" w:eastAsia="Yu Gothic" w:hAnsi="Yu Gothic"/>
+        </w:rPr>
+        <w:t xml:space="preserve">、</w:t>
+      </w:r>
+      <w:r>
+        <w:rPr>
+          <w:rFonts w:ascii="Consolas" w:eastAsia="Yu Gothic" w:hAnsi="Consolas"/>
+        </w:rPr>
+        <w:t xml:space="preserve">official</w:t>
+      </w:r>
+      <w:r>
+        <w:rPr>
+          <w:rFonts w:ascii="Yu Gothic" w:eastAsia="Yu Gothic" w:hAnsi="Yu Gothic"/>
+        </w:rPr>
+        <w:t xml:space="preserve">（公式の出典か）、</w:t>
+      </w:r>
+      <w:r>
+        <w:rPr>
+          <w:rFonts w:ascii="Consolas" w:eastAsia="Yu Gothic" w:hAnsi="Consolas"/>
+        </w:rPr>
+        <w:t xml:space="preserve">checked_at</w:t>
+      </w:r>
+      <w:r>
+        <w:rPr>
+          <w:rFonts w:ascii="Yu Gothic" w:eastAsia="Yu Gothic" w:hAnsi="Yu Gothic"/>
+        </w:rPr>
+        <w:t xml:space="preserve">）を置き、国ごとに要旨と出典（URL）を示す。</w:t>
       </w:r>
     </w:p>
     <w:p>
@@ -11537,7 +11769,7 @@
         <w:rPr>
           <w:rFonts w:ascii="Yu Gothic" w:eastAsia="Yu Gothic" w:hAnsi="Yu Gothic"/>
         </w:rPr>
-        <w:t xml:space="preserve">当局の窓口：設計計画書 11.1 は窓口に情報を所管する当局を挙げる。刑事の告訴の相談先（日本は警察庁「サイバー事案に関する相談窓口」 https://www.npa.go.jp/bureau/cyber/soudan.html ）と、中国の著作権の行政の窓口（国家版权局「投诉指南」 https://www.ncac.gov.cn/bsfw/tszn/ 、「在线举报」 https://www.ncac.gov.cn/bsfw/zxjb/ 。在线举报は侵权盗版の違法行為の通報を受け付ける）を、国ごとの参照先に名前とリンクだけを置く（2026-09-30 に頁が開くことを確かめた）。中央网信办の违法和不良信息举报中心（12377.cn）は、違法・不良情報一般の通報の窓口であり、著作権の侵害の窓口として挙げない。米国は、著作権の侵害の刑事の手続の窓口を参照情報を作る時に加える。</w:t>
+        <w:t xml:space="preserve">当局の窓口：設計計画書 11.1 は窓口に情報を所管する当局を挙げる。刑事の告訴の相談先（日本は警察庁「サイバー事案に関する相談窓口」 https://www.npa.go.jp/bureau/cyber/soudan.html ）と、中国の著作権の行政の窓口（国家版权局「投诉指南」 https://www.ncac.gov.cn/bsfw/tszn/ 、「在线举报」 https://www.ncac.gov.cn/bsfw/zxjb/ 。在线举报は侵权盗版の違法行為の通報を受け付ける）を、国ごとの参照先に名前とリンクだけを置く（2026-09-30 に頁が開くことを確かめた）。中央网信办の违法和不良信息举报中心（12377.cn）は、違法・不良情報一般の通報の窓口であり、著作権の侵害の窓口として挙げない。米国は、国家知的財産権調整センター（IPR Center）の「Report IP Theft」（ https://www.iprcenter.gov/referral/ 。FBI の知的財産の部門が置かれる政府の通報の窓口）を名前とリンクだけ置く（2026-10-01 に頁が開くことを確かめた）。</w:t>
       </w:r>
     </w:p>
     <w:p>
@@ -11934,7 +12166,7 @@
                 <w:sz w:val="18"/>
                 <w:szCs w:val="18"/>
               </w:rPr>
-              <w:t xml:space="preserve">分からない場合：D-9-7「サーバーの所在は調査により判明するものとし、判明しない場合は断念する」 のとおり、調べても所在が判明しない転載には対処を断念する旨を示す（13章で破れとして宣言）</w:t>
+              <w:t xml:space="preserve">分からない場合：D-9-7「サーバーの所在は調査により判明するものとし、判明しない場合は断念する」 のとおり、調べても所在が判明しない転載には対処を断念する旨を示す（第13章 4.1「仕組みの破れ」で宣言）</w:t>
             </w:r>
           </w:p>
         </w:tc>
@@ -12738,6 +12970,222 @@
     <w:p>
       <w:pPr>
         <w:pStyle w:val="ListParagraph"/>
+        <w:keepNext/>
+        <w:keepLines/>
+        <w:numPr>
+          <w:ilvl w:val="0"/>
+          <w:numId w:val="2"/>
+        </w:numPr>
+        <w:spacing w:after="20" w:before="20" w:line="300"/>
+      </w:pPr>
+      <w:r>
+        <w:rPr>
+          <w:rFonts w:ascii="Yu Gothic" w:eastAsia="Yu Gothic" w:hAnsi="Yu Gothic"/>
+        </w:rPr>
+        <w:t xml:space="preserve">第6章 6.1「状況の記録」の手続の期限の表示（日本の大規模特定電気通信役務提供者の7日の通知等）は、この表による。</w:t>
+      </w:r>
+    </w:p>
+    <w:p>
+      <w:pPr>
+        <w:pStyle w:val="ListParagraph"/>
+        <w:keepNext/>
+        <w:keepLines/>
+        <w:numPr>
+          <w:ilvl w:val="0"/>
+          <w:numId w:val="2"/>
+        </w:numPr>
+        <w:spacing w:after="20" w:before="20" w:line="300"/>
+      </w:pPr>
+      <w:r>
+        <w:rPr>
+          <w:rFonts w:ascii="Yu Gothic" w:eastAsia="Yu Gothic" w:hAnsi="Yu Gothic"/>
+        </w:rPr>
+        <w:t xml:space="preserve">期限の表は参照情報の </w:t>
+      </w:r>
+      <w:r>
+        <w:rPr>
+          <w:rFonts w:ascii="Consolas" w:eastAsia="Yu Gothic" w:hAnsi="Consolas"/>
+        </w:rPr>
+        <w:t xml:space="preserve">deadlines.json</w:t>
+      </w:r>
+      <w:r>
+        <w:rPr>
+          <w:rFonts w:ascii="Yu Gothic" w:eastAsia="Yu Gothic" w:hAnsi="Yu Gothic"/>
+        </w:rPr>
+        <w:t xml:space="preserve">（1行は </w:t>
+      </w:r>
+      <w:r>
+        <w:rPr>
+          <w:rFonts w:ascii="Consolas" w:eastAsia="Yu Gothic" w:hAnsi="Consolas"/>
+        </w:rPr>
+        <w:t xml:space="preserve">id</w:t>
+      </w:r>
+      <w:r>
+        <w:rPr>
+          <w:rFonts w:ascii="Yu Gothic" w:eastAsia="Yu Gothic" w:hAnsi="Yu Gothic"/>
+        </w:rPr>
+        <w:t xml:space="preserve">、</w:t>
+      </w:r>
+      <w:r>
+        <w:rPr>
+          <w:rFonts w:ascii="Consolas" w:eastAsia="Yu Gothic" w:hAnsi="Consolas"/>
+        </w:rPr>
+        <w:t xml:space="preserve">country</w:t>
+      </w:r>
+      <w:r>
+        <w:rPr>
+          <w:rFonts w:ascii="Yu Gothic" w:eastAsia="Yu Gothic" w:hAnsi="Yu Gothic"/>
+        </w:rPr>
+        <w:t xml:space="preserve">、</w:t>
+      </w:r>
+      <w:r>
+        <w:rPr>
+          <w:rFonts w:ascii="Consolas" w:eastAsia="Yu Gothic" w:hAnsi="Consolas"/>
+        </w:rPr>
+        <w:t xml:space="preserve">venue_kind</w:t>
+      </w:r>
+      <w:r>
+        <w:rPr>
+          <w:rFonts w:ascii="Yu Gothic" w:eastAsia="Yu Gothic" w:hAnsi="Yu Gothic"/>
+        </w:rPr>
+        <w:t xml:space="preserve">、</w:t>
+      </w:r>
+      <w:r>
+        <w:rPr>
+          <w:rFonts w:ascii="Consolas" w:eastAsia="Yu Gothic" w:hAnsi="Consolas"/>
+        </w:rPr>
+        <w:t xml:space="preserve">trigger</w:t>
+      </w:r>
+      <w:r>
+        <w:rPr>
+          <w:rFonts w:ascii="Yu Gothic" w:eastAsia="Yu Gothic" w:hAnsi="Yu Gothic"/>
+        </w:rPr>
+        <w:t xml:space="preserve">（</w:t>
+      </w:r>
+      <w:r>
+        <w:rPr>
+          <w:rFonts w:ascii="Consolas" w:eastAsia="Yu Gothic" w:hAnsi="Consolas"/>
+        </w:rPr>
+        <w:t xml:space="preserve">filed</w:t>
+      </w:r>
+      <w:r>
+        <w:rPr>
+          <w:rFonts w:ascii="Yu Gothic" w:eastAsia="Yu Gothic" w:hAnsi="Yu Gothic"/>
+        </w:rPr>
+        <w:t xml:space="preserve">・</w:t>
+      </w:r>
+      <w:r>
+        <w:rPr>
+          <w:rFonts w:ascii="Consolas" w:eastAsia="Yu Gothic" w:hAnsi="Consolas"/>
+        </w:rPr>
+        <w:t xml:space="preserve">counter_notice</w:t>
+      </w:r>
+      <w:r>
+        <w:rPr>
+          <w:rFonts w:ascii="Yu Gothic" w:eastAsia="Yu Gothic" w:hAnsi="Yu Gothic"/>
+        </w:rPr>
+        <w:t xml:space="preserve">・</w:t>
+      </w:r>
+      <w:r>
+        <w:rPr>
+          <w:rFonts w:ascii="Consolas" w:eastAsia="Yu Gothic" w:hAnsi="Consolas"/>
+        </w:rPr>
+        <w:t xml:space="preserve">response</w:t>
+      </w:r>
+      <w:r>
+        <w:rPr>
+          <w:rFonts w:ascii="Yu Gothic" w:eastAsia="Yu Gothic" w:hAnsi="Yu Gothic"/>
+        </w:rPr>
+        <w:t xml:space="preserve">）、</w:t>
+      </w:r>
+      <w:r>
+        <w:rPr>
+          <w:rFonts w:ascii="Consolas" w:eastAsia="Yu Gothic" w:hAnsi="Consolas"/>
+        </w:rPr>
+        <w:t xml:space="preserve">days</w:t>
+      </w:r>
+      <w:r>
+        <w:rPr>
+          <w:rFonts w:ascii="Yu Gothic" w:eastAsia="Yu Gothic" w:hAnsi="Yu Gothic"/>
+        </w:rPr>
+        <w:t xml:space="preserve">、</w:t>
+      </w:r>
+      <w:r>
+        <w:rPr>
+          <w:rFonts w:ascii="Consolas" w:eastAsia="Yu Gothic" w:hAnsi="Consolas"/>
+        </w:rPr>
+        <w:t xml:space="preserve">unit</w:t>
+      </w:r>
+      <w:r>
+        <w:rPr>
+          <w:rFonts w:ascii="Yu Gothic" w:eastAsia="Yu Gothic" w:hAnsi="Yu Gothic"/>
+        </w:rPr>
+        <w:t xml:space="preserve">（</w:t>
+      </w:r>
+      <w:r>
+        <w:rPr>
+          <w:rFonts w:ascii="Consolas" w:eastAsia="Yu Gothic" w:hAnsi="Consolas"/>
+        </w:rPr>
+        <w:t xml:space="preserve">calendar</w:t>
+      </w:r>
+      <w:r>
+        <w:rPr>
+          <w:rFonts w:ascii="Yu Gothic" w:eastAsia="Yu Gothic" w:hAnsi="Yu Gothic"/>
+        </w:rPr>
+        <w:t xml:space="preserve">・</w:t>
+      </w:r>
+      <w:r>
+        <w:rPr>
+          <w:rFonts w:ascii="Consolas" w:eastAsia="Yu Gothic" w:hAnsi="Consolas"/>
+        </w:rPr>
+        <w:t xml:space="preserve">business</w:t>
+      </w:r>
+      <w:r>
+        <w:rPr>
+          <w:rFonts w:ascii="Yu Gothic" w:eastAsia="Yu Gothic" w:hAnsi="Yu Gothic"/>
+        </w:rPr>
+        <w:t xml:space="preserve">）、</w:t>
+      </w:r>
+      <w:r>
+        <w:rPr>
+          <w:rFonts w:ascii="Consolas" w:eastAsia="Yu Gothic" w:hAnsi="Consolas"/>
+        </w:rPr>
+        <w:t xml:space="preserve">basis</w:t>
+      </w:r>
+      <w:r>
+        <w:rPr>
+          <w:rFonts w:ascii="Yu Gothic" w:eastAsia="Yu Gothic" w:hAnsi="Yu Gothic"/>
+        </w:rPr>
+        <w:t xml:space="preserve">（法の根拠）、</w:t>
+      </w:r>
+      <w:r>
+        <w:rPr>
+          <w:rFonts w:ascii="Consolas" w:eastAsia="Yu Gothic" w:hAnsi="Consolas"/>
+        </w:rPr>
+        <w:t xml:space="preserve">text</w:t>
+      </w:r>
+      <w:r>
+        <w:rPr>
+          <w:rFonts w:ascii="Yu Gothic" w:eastAsia="Yu Gothic" w:hAnsi="Yu Gothic"/>
+        </w:rPr>
+        <w:t xml:space="preserve">（3言語））で配る。営業日の数え方（米国の10〜14営業日）は、参照情報の </w:t>
+      </w:r>
+      <w:r>
+        <w:rPr>
+          <w:rFonts w:ascii="Consolas" w:eastAsia="Yu Gothic" w:hAnsi="Consolas"/>
+        </w:rPr>
+        <w:t xml:space="preserve">holidays.json</w:t>
+      </w:r>
+      <w:r>
+        <w:rPr>
+          <w:rFonts w:ascii="Yu Gothic" w:eastAsia="Yu Gothic" w:hAnsi="Yu Gothic"/>
+        </w:rPr>
+        <w:t xml:space="preserve">（国ごとの祝日。米国は連邦の祝日の一覧（OPM の公表）、日本は「国民の祝日」、中国は国务院の休日の通知。年ごとに NRSD が更新）で土日と祝日を除いて数える。</w:t>
+      </w:r>
+    </w:p>
+    <w:p>
+      <w:pPr>
+        <w:pStyle w:val="ListParagraph"/>
         <w:keepNext w:val="false"/>
         <w:keepLines/>
         <w:numPr>
@@ -12750,7 +13198,43 @@
         <w:rPr>
           <w:rFonts w:ascii="Yu Gothic" w:eastAsia="Yu Gothic" w:hAnsi="Yu Gothic"/>
         </w:rPr>
-        <w:t xml:space="preserve">第6章 6.1「状況の記録」の手続の期限の表示（日本の大規模特定電気通信役務提供者の7日の通知等）は、この表による。</w:t>
+        <w:t xml:space="preserve">期限は iCalendar（RFC 5545）の VTODO（DUE＝期限、UID は </w:t>
+      </w:r>
+      <w:r>
+        <w:rPr>
+          <w:rFonts w:ascii="Consolas" w:eastAsia="Yu Gothic" w:hAnsi="Consolas"/>
+        </w:rPr>
+        <w:t xml:space="preserve">&lt;事件の番号&gt;-&lt;期限の番号&gt;@c2pa4cosplayer.nrsd.jp</w:t>
+      </w:r>
+      <w:r>
+        <w:rPr>
+          <w:rFonts w:ascii="Yu Gothic" w:eastAsia="Yu Gothic" w:hAnsi="Yu Gothic"/>
+        </w:rPr>
+        <w:t xml:space="preserve">、PRODID は </w:t>
+      </w:r>
+      <w:r>
+        <w:rPr>
+          <w:rFonts w:ascii="Consolas" w:eastAsia="Yu Gothic" w:hAnsi="Consolas"/>
+        </w:rPr>
+        <w:t xml:space="preserve">-//NRSD//c2pa4cosplayer &lt;版&gt;//JA</w:t>
+      </w:r>
+      <w:r>
+        <w:rPr>
+          <w:rFonts w:ascii="Yu Gothic" w:eastAsia="Yu Gothic" w:hAnsi="Yu Gothic"/>
+        </w:rPr>
+        <w:t xml:space="preserve">）と VALARM（TRIGGER を DUE に相対で3日前と当日。初期値）で持ち、事件ごとに </w:t>
+      </w:r>
+      <w:r>
+        <w:rPr>
+          <w:rFonts w:ascii="Consolas" w:eastAsia="Yu Gothic" w:hAnsi="Consolas"/>
+        </w:rPr>
+        <w:t xml:space="preserve">.ics</w:t>
+      </w:r>
+      <w:r>
+        <w:rPr>
+          <w:rFonts w:ascii="Yu Gothic" w:eastAsia="Yu Gothic" w:hAnsi="Yu Gothic"/>
+        </w:rPr>
+        <w:t xml:space="preserve"> として書き出せる（利用者の予定表に入る）。アプリ自身も同じ VALARM の時刻に G-21「お知らせ」と OS の通知（第10章 8）で知らせ、起動していなかった分は次の起動で示す。事件の画面に「期限まで〇日」を常に示す（2026-10-01 NRSD の要求）。</w:t>
       </w:r>
     </w:p>
     <w:p>
@@ -12842,9 +13326,8 @@
         </w:tblBorders>
       </w:tblPr>
       <w:tblGrid>
-        <w:gridCol w:w="1415"/>
-        <w:gridCol w:w="5317"/>
-        <w:gridCol w:w="2906"/>
+        <w:gridCol w:w="5205"/>
+        <w:gridCol w:w="4433"/>
       </w:tblGrid>
       <w:tr>
         <w:trPr>
@@ -12853,7 +13336,7 @@
         </w:trPr>
         <w:tc>
           <w:tcPr>
-            <w:tcW w:type="dxa" w:w="1415"/>
+            <w:tcW w:type="dxa" w:w="5205"/>
             <w:tcBorders>
               <w:top w:val="single" w:color="A6B8D0" w:sz="4"/>
               <w:left w:val="single" w:color="A6B8D0" w:sz="4"/>
@@ -12882,48 +13365,13 @@
                 <w:sz w:val="18"/>
                 <w:szCs w:val="18"/>
               </w:rPr>
-              <w:t xml:space="preserve">要件の番号</w:t>
-            </w:r>
-          </w:p>
-        </w:tc>
-        <w:tc>
-          <w:tcPr>
-            <w:tcW w:type="dxa" w:w="5317"/>
-            <w:tcBorders>
-              <w:top w:val="single" w:color="A6B8D0" w:sz="4"/>
-              <w:left w:val="single" w:color="A6B8D0" w:sz="4"/>
-              <w:bottom w:val="single" w:color="A6B8D0" w:sz="4"/>
-              <w:right w:val="single" w:color="A6B8D0" w:sz="4"/>
-            </w:tcBorders>
-            <w:shd w:fill="DCE6F2" w:color="auto" w:val="clear"/>
-            <w:tcMar>
-              <w:top w:type="dxa" w:w="50"/>
-              <w:left w:type="dxa" w:w="90"/>
-              <w:bottom w:type="dxa" w:w="50"/>
-              <w:right w:type="dxa" w:w="90"/>
-            </w:tcMar>
-          </w:tcPr>
-          <w:p>
-            <w:pPr>
-              <w:keepNext/>
-              <w:keepLines/>
-              <w:spacing w:after="0" w:before="0" w:line="280"/>
-            </w:pPr>
-            <w:r>
-              <w:rPr>
-                <w:rFonts w:ascii="Yu Gothic" w:eastAsia="Yu Gothic" w:hAnsi="Yu Gothic"/>
-                <w:b/>
-                <w:bCs/>
-                <w:sz w:val="18"/>
-                <w:szCs w:val="18"/>
-              </w:rPr>
-              <w:t xml:space="preserve">要件の内容</w:t>
-            </w:r>
-          </w:p>
-        </w:tc>
-        <w:tc>
-          <w:tcPr>
-            <w:tcW w:type="dxa" w:w="2906"/>
+              <w:t xml:space="preserve">要件の番号（文は概要設計書）</w:t>
+            </w:r>
+          </w:p>
+        </w:tc>
+        <w:tc>
+          <w:tcPr>
+            <w:tcW w:type="dxa" w:w="4433"/>
             <w:tcBorders>
               <w:top w:val="single" w:color="A6B8D0" w:sz="4"/>
               <w:left w:val="single" w:color="A6B8D0" w:sz="4"/>
@@ -12964,7 +13412,7 @@
         </w:trPr>
         <w:tc>
           <w:tcPr>
-            <w:tcW w:type="dxa" w:w="1415"/>
+            <w:tcW w:type="dxa" w:w="5205"/>
             <w:tcBorders>
               <w:top w:val="single" w:color="A6B8D0" w:sz="4"/>
               <w:left w:val="single" w:color="A6B8D0" w:sz="4"/>
@@ -12998,41 +13446,7 @@
         </w:tc>
         <w:tc>
           <w:tcPr>
-            <w:tcW w:type="dxa" w:w="5317"/>
-            <w:tcBorders>
-              <w:top w:val="single" w:color="A6B8D0" w:sz="4"/>
-              <w:left w:val="single" w:color="A6B8D0" w:sz="4"/>
-              <w:bottom w:val="single" w:color="A6B8D0" w:sz="4"/>
-              <w:right w:val="single" w:color="A6B8D0" w:sz="4"/>
-            </w:tcBorders>
-            <w:tcMar>
-              <w:top w:type="dxa" w:w="50"/>
-              <w:left w:type="dxa" w:w="90"/>
-              <w:bottom w:type="dxa" w:w="50"/>
-              <w:right w:type="dxa" w:w="90"/>
-            </w:tcMar>
-          </w:tcPr>
-          <w:p>
-            <w:pPr>
-              <w:keepNext/>
-              <w:keepLines/>
-              <w:spacing w:after="0" w:before="0" w:line="280"/>
-            </w:pPr>
-            <w:r>
-              <w:rPr>
-                <w:rFonts w:ascii="Yu Gothic" w:eastAsia="Yu Gothic" w:hAnsi="Yu Gothic"/>
-                <w:b w:val="false"/>
-                <w:bCs w:val="false"/>
-                <w:sz w:val="18"/>
-                <w:szCs w:val="18"/>
-              </w:rPr>
-              <w:t xml:space="preserve">投稿先・事業者ごとの窓口が分かる</w:t>
-            </w:r>
-          </w:p>
-        </w:tc>
-        <w:tc>
-          <w:tcPr>
-            <w:tcW w:type="dxa" w:w="2906"/>
+            <w:tcW w:type="dxa" w:w="4433"/>
             <w:tcBorders>
               <w:top w:val="single" w:color="A6B8D0" w:sz="4"/>
               <w:left w:val="single" w:color="A6B8D0" w:sz="4"/>
@@ -13072,7 +13486,7 @@
         </w:trPr>
         <w:tc>
           <w:tcPr>
-            <w:tcW w:type="dxa" w:w="1415"/>
+            <w:tcW w:type="dxa" w:w="5205"/>
             <w:tcBorders>
               <w:top w:val="single" w:color="A6B8D0" w:sz="4"/>
               <w:left w:val="single" w:color="A6B8D0" w:sz="4"/>
@@ -13106,41 +13520,7 @@
         </w:tc>
         <w:tc>
           <w:tcPr>
-            <w:tcW w:type="dxa" w:w="5317"/>
-            <w:tcBorders>
-              <w:top w:val="single" w:color="A6B8D0" w:sz="4"/>
-              <w:left w:val="single" w:color="A6B8D0" w:sz="4"/>
-              <w:bottom w:val="single" w:color="A6B8D0" w:sz="4"/>
-              <w:right w:val="single" w:color="A6B8D0" w:sz="4"/>
-            </w:tcBorders>
-            <w:tcMar>
-              <w:top w:type="dxa" w:w="50"/>
-              <w:left w:type="dxa" w:w="90"/>
-              <w:bottom w:type="dxa" w:w="50"/>
-              <w:right w:type="dxa" w:w="90"/>
-            </w:tcMar>
-          </w:tcPr>
-          <w:p>
-            <w:pPr>
-              <w:keepNext/>
-              <w:keepLines/>
-              <w:spacing w:after="0" w:before="0" w:line="280"/>
-            </w:pPr>
-            <w:r>
-              <w:rPr>
-                <w:rFonts w:ascii="Yu Gothic" w:eastAsia="Yu Gothic" w:hAnsi="Yu Gothic"/>
-                <w:b w:val="false"/>
-                <w:bCs w:val="false"/>
-                <w:sz w:val="18"/>
-                <w:szCs w:val="18"/>
-              </w:rPr>
-              <w:t xml:space="preserve">窓口の変化に追従できる（参照情報の配布。1-3）</w:t>
-            </w:r>
-          </w:p>
-        </w:tc>
-        <w:tc>
-          <w:tcPr>
-            <w:tcW w:type="dxa" w:w="2906"/>
+            <w:tcW w:type="dxa" w:w="4433"/>
             <w:tcBorders>
               <w:top w:val="single" w:color="A6B8D0" w:sz="4"/>
               <w:left w:val="single" w:color="A6B8D0" w:sz="4"/>
@@ -13180,7 +13560,7 @@
         </w:trPr>
         <w:tc>
           <w:tcPr>
-            <w:tcW w:type="dxa" w:w="1415"/>
+            <w:tcW w:type="dxa" w:w="5205"/>
             <w:tcBorders>
               <w:top w:val="single" w:color="A6B8D0" w:sz="4"/>
               <w:left w:val="single" w:color="A6B8D0" w:sz="4"/>
@@ -13214,41 +13594,7 @@
         </w:tc>
         <w:tc>
           <w:tcPr>
-            <w:tcW w:type="dxa" w:w="5317"/>
-            <w:tcBorders>
-              <w:top w:val="single" w:color="A6B8D0" w:sz="4"/>
-              <w:left w:val="single" w:color="A6B8D0" w:sz="4"/>
-              <w:bottom w:val="single" w:color="A6B8D0" w:sz="4"/>
-              <w:right w:val="single" w:color="A6B8D0" w:sz="4"/>
-            </w:tcBorders>
-            <w:tcMar>
-              <w:top w:type="dxa" w:w="50"/>
-              <w:left w:type="dxa" w:w="90"/>
-              <w:bottom w:type="dxa" w:w="50"/>
-              <w:right w:type="dxa" w:w="90"/>
-            </w:tcMar>
-          </w:tcPr>
-          <w:p>
-            <w:pPr>
-              <w:keepNext/>
-              <w:keepLines/>
-              <w:spacing w:after="0" w:before="0" w:line="280"/>
-            </w:pPr>
-            <w:r>
-              <w:rPr>
-                <w:rFonts w:ascii="Yu Gothic" w:eastAsia="Yu Gothic" w:hAnsi="Yu Gothic"/>
-                <w:b w:val="false"/>
-                <w:bCs w:val="false"/>
-                <w:sz w:val="18"/>
-                <w:szCs w:val="18"/>
-              </w:rPr>
-              <w:t xml:space="preserve">国と言語ごとに示せる</w:t>
-            </w:r>
-          </w:p>
-        </w:tc>
-        <w:tc>
-          <w:tcPr>
-            <w:tcW w:type="dxa" w:w="2906"/>
+            <w:tcW w:type="dxa" w:w="4433"/>
             <w:tcBorders>
               <w:top w:val="single" w:color="A6B8D0" w:sz="4"/>
               <w:left w:val="single" w:color="A6B8D0" w:sz="4"/>
@@ -13288,7 +13634,7 @@
         </w:trPr>
         <w:tc>
           <w:tcPr>
-            <w:tcW w:type="dxa" w:w="1415"/>
+            <w:tcW w:type="dxa" w:w="5205"/>
             <w:tcBorders>
               <w:top w:val="single" w:color="A6B8D0" w:sz="4"/>
               <w:left w:val="single" w:color="A6B8D0" w:sz="4"/>
@@ -13322,41 +13668,7 @@
         </w:tc>
         <w:tc>
           <w:tcPr>
-            <w:tcW w:type="dxa" w:w="5317"/>
-            <w:tcBorders>
-              <w:top w:val="single" w:color="A6B8D0" w:sz="4"/>
-              <w:left w:val="single" w:color="A6B8D0" w:sz="4"/>
-              <w:bottom w:val="single" w:color="A6B8D0" w:sz="4"/>
-              <w:right w:val="single" w:color="A6B8D0" w:sz="4"/>
-            </w:tcBorders>
-            <w:tcMar>
-              <w:top w:type="dxa" w:w="50"/>
-              <w:left w:type="dxa" w:w="90"/>
-              <w:bottom w:type="dxa" w:w="50"/>
-              <w:right w:type="dxa" w:w="90"/>
-            </w:tcMar>
-          </w:tcPr>
-          <w:p>
-            <w:pPr>
-              <w:keepNext/>
-              <w:keepLines/>
-              <w:spacing w:after="0" w:before="0" w:line="280"/>
-            </w:pPr>
-            <w:r>
-              <w:rPr>
-                <w:rFonts w:ascii="Yu Gothic" w:eastAsia="Yu Gothic" w:hAnsi="Yu Gothic"/>
-                <w:b w:val="false"/>
-                <w:bCs w:val="false"/>
-                <w:sz w:val="18"/>
-                <w:szCs w:val="18"/>
-              </w:rPr>
-              <w:t xml:space="preserve">申立てで自分の個人情報が相手に渡り得ることを、利用者が事前に知れる</w:t>
-            </w:r>
-          </w:p>
-        </w:tc>
-        <w:tc>
-          <w:tcPr>
-            <w:tcW w:type="dxa" w:w="2906"/>
+            <w:tcW w:type="dxa" w:w="4433"/>
             <w:tcBorders>
               <w:top w:val="single" w:color="A6B8D0" w:sz="4"/>
               <w:left w:val="single" w:color="A6B8D0" w:sz="4"/>
@@ -13396,7 +13708,7 @@
         </w:trPr>
         <w:tc>
           <w:tcPr>
-            <w:tcW w:type="dxa" w:w="1415"/>
+            <w:tcW w:type="dxa" w:w="5205"/>
             <w:tcBorders>
               <w:top w:val="single" w:color="A6B8D0" w:sz="4"/>
               <w:left w:val="single" w:color="A6B8D0" w:sz="4"/>
@@ -13430,41 +13742,7 @@
         </w:tc>
         <w:tc>
           <w:tcPr>
-            <w:tcW w:type="dxa" w:w="5317"/>
-            <w:tcBorders>
-              <w:top w:val="single" w:color="A6B8D0" w:sz="4"/>
-              <w:left w:val="single" w:color="A6B8D0" w:sz="4"/>
-              <w:bottom w:val="single" w:color="A6B8D0" w:sz="4"/>
-              <w:right w:val="single" w:color="A6B8D0" w:sz="4"/>
-            </w:tcBorders>
-            <w:tcMar>
-              <w:top w:type="dxa" w:w="50"/>
-              <w:left w:type="dxa" w:w="90"/>
-              <w:bottom w:type="dxa" w:w="50"/>
-              <w:right w:type="dxa" w:w="90"/>
-            </w:tcMar>
-          </w:tcPr>
-          <w:p>
-            <w:pPr>
-              <w:keepNext/>
-              <w:keepLines/>
-              <w:spacing w:after="0" w:before="0" w:line="280"/>
-            </w:pPr>
-            <w:r>
-              <w:rPr>
-                <w:rFonts w:ascii="Yu Gothic" w:eastAsia="Yu Gothic" w:hAnsi="Yu Gothic"/>
-                <w:b w:val="false"/>
-                <w:bCs w:val="false"/>
-                <w:sz w:val="18"/>
-                <w:szCs w:val="18"/>
-              </w:rPr>
-              <w:t xml:space="preserve">各国法の参照先を「すべて」の枠で蓄積し、利用者に届けられる</w:t>
-            </w:r>
-          </w:p>
-        </w:tc>
-        <w:tc>
-          <w:tcPr>
-            <w:tcW w:type="dxa" w:w="2906"/>
+            <w:tcW w:type="dxa" w:w="4433"/>
             <w:tcBorders>
               <w:top w:val="single" w:color="A6B8D0" w:sz="4"/>
               <w:left w:val="single" w:color="A6B8D0" w:sz="4"/>
@@ -13504,7 +13782,7 @@
         </w:trPr>
         <w:tc>
           <w:tcPr>
-            <w:tcW w:type="dxa" w:w="1415"/>
+            <w:tcW w:type="dxa" w:w="5205"/>
             <w:tcBorders>
               <w:top w:val="single" w:color="A6B8D0" w:sz="4"/>
               <w:left w:val="single" w:color="A6B8D0" w:sz="4"/>
@@ -13538,41 +13816,7 @@
         </w:tc>
         <w:tc>
           <w:tcPr>
-            <w:tcW w:type="dxa" w:w="5317"/>
-            <w:tcBorders>
-              <w:top w:val="single" w:color="A6B8D0" w:sz="4"/>
-              <w:left w:val="single" w:color="A6B8D0" w:sz="4"/>
-              <w:bottom w:val="single" w:color="A6B8D0" w:sz="4"/>
-              <w:right w:val="single" w:color="A6B8D0" w:sz="4"/>
-            </w:tcBorders>
-            <w:tcMar>
-              <w:top w:type="dxa" w:w="50"/>
-              <w:left w:type="dxa" w:w="90"/>
-              <w:bottom w:type="dxa" w:w="50"/>
-              <w:right w:type="dxa" w:w="90"/>
-            </w:tcMar>
-          </w:tcPr>
-          <w:p>
-            <w:pPr>
-              <w:keepNext/>
-              <w:keepLines/>
-              <w:spacing w:after="0" w:before="0" w:line="280"/>
-            </w:pPr>
-            <w:r>
-              <w:rPr>
-                <w:rFonts w:ascii="Yu Gothic" w:eastAsia="Yu Gothic" w:hAnsi="Yu Gothic"/>
-                <w:b w:val="false"/>
-                <w:bCs w:val="false"/>
-                <w:sz w:val="18"/>
-                <w:szCs w:val="18"/>
-              </w:rPr>
-              <w:t xml:space="preserve">手順を示せる</w:t>
-            </w:r>
-          </w:p>
-        </w:tc>
-        <w:tc>
-          <w:tcPr>
-            <w:tcW w:type="dxa" w:w="2906"/>
+            <w:tcW w:type="dxa" w:w="4433"/>
             <w:tcBorders>
               <w:top w:val="single" w:color="A6B8D0" w:sz="4"/>
               <w:left w:val="single" w:color="A6B8D0" w:sz="4"/>
@@ -13612,7 +13856,7 @@
         </w:trPr>
         <w:tc>
           <w:tcPr>
-            <w:tcW w:type="dxa" w:w="1415"/>
+            <w:tcW w:type="dxa" w:w="5205"/>
             <w:tcBorders>
               <w:top w:val="single" w:color="A6B8D0" w:sz="4"/>
               <w:left w:val="single" w:color="A6B8D0" w:sz="4"/>
@@ -13646,41 +13890,7 @@
         </w:tc>
         <w:tc>
           <w:tcPr>
-            <w:tcW w:type="dxa" w:w="5317"/>
-            <w:tcBorders>
-              <w:top w:val="single" w:color="A6B8D0" w:sz="4"/>
-              <w:left w:val="single" w:color="A6B8D0" w:sz="4"/>
-              <w:bottom w:val="single" w:color="A6B8D0" w:sz="4"/>
-              <w:right w:val="single" w:color="A6B8D0" w:sz="4"/>
-            </w:tcBorders>
-            <w:tcMar>
-              <w:top w:type="dxa" w:w="50"/>
-              <w:left w:type="dxa" w:w="90"/>
-              <w:bottom w:type="dxa" w:w="50"/>
-              <w:right w:type="dxa" w:w="90"/>
-            </w:tcMar>
-          </w:tcPr>
-          <w:p>
-            <w:pPr>
-              <w:keepNext/>
-              <w:keepLines/>
-              <w:spacing w:after="0" w:before="0" w:line="280"/>
-            </w:pPr>
-            <w:r>
-              <w:rPr>
-                <w:rFonts w:ascii="Yu Gothic" w:eastAsia="Yu Gothic" w:hAnsi="Yu Gothic"/>
-                <w:b w:val="false"/>
-                <w:bCs w:val="false"/>
-                <w:sz w:val="18"/>
-                <w:szCs w:val="18"/>
-              </w:rPr>
-              <w:t xml:space="preserve">調べても所在が判明しない場合は対処を断念することが示されている（13章で破れとして宣言）</w:t>
-            </w:r>
-          </w:p>
-        </w:tc>
-        <w:tc>
-          <w:tcPr>
-            <w:tcW w:type="dxa" w:w="2906"/>
+            <w:tcW w:type="dxa" w:w="4433"/>
             <w:tcBorders>
               <w:top w:val="single" w:color="A6B8D0" w:sz="4"/>
               <w:left w:val="single" w:color="A6B8D0" w:sz="4"/>
@@ -13720,7 +13930,7 @@
         </w:trPr>
         <w:tc>
           <w:tcPr>
-            <w:tcW w:type="dxa" w:w="1415"/>
+            <w:tcW w:type="dxa" w:w="5205"/>
             <w:tcBorders>
               <w:top w:val="single" w:color="A6B8D0" w:sz="4"/>
               <w:left w:val="single" w:color="A6B8D0" w:sz="4"/>
@@ -13754,41 +13964,7 @@
         </w:tc>
         <w:tc>
           <w:tcPr>
-            <w:tcW w:type="dxa" w:w="5317"/>
-            <w:tcBorders>
-              <w:top w:val="single" w:color="A6B8D0" w:sz="4"/>
-              <w:left w:val="single" w:color="A6B8D0" w:sz="4"/>
-              <w:bottom w:val="single" w:color="A6B8D0" w:sz="4"/>
-              <w:right w:val="single" w:color="A6B8D0" w:sz="4"/>
-            </w:tcBorders>
-            <w:tcMar>
-              <w:top w:type="dxa" w:w="50"/>
-              <w:left w:type="dxa" w:w="90"/>
-              <w:bottom w:type="dxa" w:w="50"/>
-              <w:right w:type="dxa" w:w="90"/>
-            </w:tcMar>
-          </w:tcPr>
-          <w:p>
-            <w:pPr>
-              <w:keepNext/>
-              <w:keepLines/>
-              <w:spacing w:after="0" w:before="0" w:line="280"/>
-            </w:pPr>
-            <w:r>
-              <w:rPr>
-                <w:rFonts w:ascii="Yu Gothic" w:eastAsia="Yu Gothic" w:hAnsi="Yu Gothic"/>
-                <w:b w:val="false"/>
-                <w:bCs w:val="false"/>
-                <w:sz w:val="18"/>
-                <w:szCs w:val="18"/>
-              </w:rPr>
-              <w:t xml:space="preserve">証拠一式と許可範囲・同封文書を添えて申し立てる流れが分かる</w:t>
-            </w:r>
-          </w:p>
-        </w:tc>
-        <w:tc>
-          <w:tcPr>
-            <w:tcW w:type="dxa" w:w="2906"/>
+            <w:tcW w:type="dxa" w:w="4433"/>
             <w:tcBorders>
               <w:top w:val="single" w:color="A6B8D0" w:sz="4"/>
               <w:left w:val="single" w:color="A6B8D0" w:sz="4"/>
@@ -13828,7 +14004,7 @@
         </w:trPr>
         <w:tc>
           <w:tcPr>
-            <w:tcW w:type="dxa" w:w="1415"/>
+            <w:tcW w:type="dxa" w:w="5205"/>
             <w:tcBorders>
               <w:top w:val="single" w:color="A6B8D0" w:sz="4"/>
               <w:left w:val="single" w:color="A6B8D0" w:sz="4"/>
@@ -13862,41 +14038,7 @@
         </w:tc>
         <w:tc>
           <w:tcPr>
-            <w:tcW w:type="dxa" w:w="5317"/>
-            <w:tcBorders>
-              <w:top w:val="single" w:color="A6B8D0" w:sz="4"/>
-              <w:left w:val="single" w:color="A6B8D0" w:sz="4"/>
-              <w:bottom w:val="single" w:color="A6B8D0" w:sz="4"/>
-              <w:right w:val="single" w:color="A6B8D0" w:sz="4"/>
-            </w:tcBorders>
-            <w:tcMar>
-              <w:top w:type="dxa" w:w="50"/>
-              <w:left w:type="dxa" w:w="90"/>
-              <w:bottom w:type="dxa" w:w="50"/>
-              <w:right w:type="dxa" w:w="90"/>
-            </w:tcMar>
-          </w:tcPr>
-          <w:p>
-            <w:pPr>
-              <w:keepNext/>
-              <w:keepLines/>
-              <w:spacing w:after="0" w:before="0" w:line="280"/>
-            </w:pPr>
-            <w:r>
-              <w:rPr>
-                <w:rFonts w:ascii="Yu Gothic" w:eastAsia="Yu Gothic" w:hAnsi="Yu Gothic"/>
-                <w:b w:val="false"/>
-                <w:bCs w:val="false"/>
-                <w:sz w:val="18"/>
-                <w:szCs w:val="18"/>
-              </w:rPr>
-              <w:t xml:space="preserve">共同での対応、商業的利用を優先する考え方が示されている</w:t>
-            </w:r>
-          </w:p>
-        </w:tc>
-        <w:tc>
-          <w:tcPr>
-            <w:tcW w:type="dxa" w:w="2906"/>
+            <w:tcW w:type="dxa" w:w="4433"/>
             <w:tcBorders>
               <w:top w:val="single" w:color="A6B8D0" w:sz="4"/>
               <w:left w:val="single" w:color="A6B8D0" w:sz="4"/>
@@ -13936,7 +14078,7 @@
         </w:trPr>
         <w:tc>
           <w:tcPr>
-            <w:tcW w:type="dxa" w:w="1415"/>
+            <w:tcW w:type="dxa" w:w="5205"/>
             <w:tcBorders>
               <w:top w:val="single" w:color="A6B8D0" w:sz="4"/>
               <w:left w:val="single" w:color="A6B8D0" w:sz="4"/>
@@ -13970,41 +14112,7 @@
         </w:tc>
         <w:tc>
           <w:tcPr>
-            <w:tcW w:type="dxa" w:w="5317"/>
-            <w:tcBorders>
-              <w:top w:val="single" w:color="A6B8D0" w:sz="4"/>
-              <w:left w:val="single" w:color="A6B8D0" w:sz="4"/>
-              <w:bottom w:val="single" w:color="A6B8D0" w:sz="4"/>
-              <w:right w:val="single" w:color="A6B8D0" w:sz="4"/>
-            </w:tcBorders>
-            <w:tcMar>
-              <w:top w:type="dxa" w:w="50"/>
-              <w:left w:type="dxa" w:w="90"/>
-              <w:bottom w:type="dxa" w:w="50"/>
-              <w:right w:type="dxa" w:w="90"/>
-            </w:tcMar>
-          </w:tcPr>
-          <w:p>
-            <w:pPr>
-              <w:keepNext w:val="false"/>
-              <w:keepLines/>
-              <w:spacing w:after="0" w:before="0" w:line="280"/>
-            </w:pPr>
-            <w:r>
-              <w:rPr>
-                <w:rFonts w:ascii="Yu Gothic" w:eastAsia="Yu Gothic" w:hAnsi="Yu Gothic"/>
-                <w:b w:val="false"/>
-                <w:bCs w:val="false"/>
-                <w:sz w:val="18"/>
-                <w:szCs w:val="18"/>
-              </w:rPr>
-              <w:t xml:space="preserve">法的助言でないことと、情報の出典が明示されている</w:t>
-            </w:r>
-          </w:p>
-        </w:tc>
-        <w:tc>
-          <w:tcPr>
-            <w:tcW w:type="dxa" w:w="2906"/>
+            <w:tcW w:type="dxa" w:w="4433"/>
             <w:tcBorders>
               <w:top w:val="single" w:color="A6B8D0" w:sz="4"/>
               <w:left w:val="single" w:color="A6B8D0" w:sz="4"/>
@@ -14052,78 +14160,6 @@
           <w:rFonts w:ascii="Yu Gothic" w:eastAsia="Yu Gothic" w:hAnsi="Yu Gothic"/>
         </w:rPr>
         <w:t xml:space="preserve">9. 本章で宣言する破れ</w:t>
-      </w:r>
-    </w:p>
-    <w:p>
-      <w:pPr>
-        <w:pStyle w:val="ListParagraph"/>
-        <w:keepNext/>
-        <w:keepLines/>
-        <w:numPr>
-          <w:ilvl w:val="0"/>
-          <w:numId w:val="2"/>
-        </w:numPr>
-        <w:spacing w:after="20" w:before="20" w:line="300"/>
-      </w:pPr>
-      <w:r>
-        <w:rPr>
-          <w:rFonts w:ascii="Yu Gothic" w:eastAsia="Yu Gothic" w:hAnsi="Yu Gothic"/>
-        </w:rPr>
-        <w:t xml:space="preserve">所在の分からない転載には対処しない（D-9-7「サーバーの所在は調査により判明するものとし、判明しない場合は断念する」）。</w:t>
-      </w:r>
-    </w:p>
-    <w:p>
-      <w:pPr>
-        <w:pStyle w:val="ListParagraph"/>
-        <w:keepNext/>
-        <w:keepLines/>
-        <w:numPr>
-          <w:ilvl w:val="0"/>
-          <w:numId w:val="2"/>
-        </w:numPr>
-        <w:spacing w:after="20" w:before="20" w:line="300"/>
-      </w:pPr>
-      <w:r>
-        <w:rPr>
-          <w:rFonts w:ascii="Yu Gothic" w:eastAsia="Yu Gothic" w:hAnsi="Yu Gothic"/>
-        </w:rPr>
-        <w:t xml:space="preserve">申立てには利用者の氏名・連絡先が要り、相手に渡り得る。本システムはこれを防げない（代理人を立てることは利用者の判断）。</w:t>
-      </w:r>
-    </w:p>
-    <w:p>
-      <w:pPr>
-        <w:pStyle w:val="ListParagraph"/>
-        <w:keepNext/>
-        <w:keepLines/>
-        <w:numPr>
-          <w:ilvl w:val="0"/>
-          <w:numId w:val="2"/>
-        </w:numPr>
-        <w:spacing w:after="20" w:before="20" w:line="300"/>
-      </w:pPr>
-      <w:r>
-        <w:rPr>
-          <w:rFonts w:ascii="Yu Gothic" w:eastAsia="Yu Gothic" w:hAnsi="Yu Gothic"/>
-        </w:rPr>
-        <w:t xml:space="preserve">窓口の情報は四半期ごとの確認のため、変更から反映まで遅れ得る。</w:t>
-      </w:r>
-    </w:p>
-    <w:p>
-      <w:pPr>
-        <w:pStyle w:val="ListParagraph"/>
-        <w:keepNext/>
-        <w:keepLines/>
-        <w:numPr>
-          <w:ilvl w:val="0"/>
-          <w:numId w:val="2"/>
-        </w:numPr>
-        <w:spacing w:after="20" w:before="20" w:line="300"/>
-      </w:pPr>
-      <w:r>
-        <w:rPr>
-          <w:rFonts w:ascii="Yu Gothic" w:eastAsia="Yu Gothic" w:hAnsi="Yu Gothic"/>
-        </w:rPr>
-        <w:t xml:space="preserve">照合の手がかりを確かめても、利用者が誤って他人の写真について申し立てることは防げない。本システムは責任を示し、確認を求めるにとどまる（3.2.1）。</w:t>
       </w:r>
     </w:p>
     <w:p>
@@ -14141,7 +14177,7 @@
         <w:rPr>
           <w:rFonts w:ascii="Yu Gothic" w:eastAsia="Yu Gothic" w:hAnsi="Yu Gothic"/>
         </w:rPr>
-        <w:t xml:space="preserve">非弁行為に当たらないとの判断は、法務省ガイドラインに基づく NRSD の解釈であり、専門家の確認を要する（L-10「法律事務の取扱い（非弁行為）（日）」）。</w:t>
+        <w:t xml:space="preserve">本章の破れは第13章 4.1「仕組みの破れ」の表（章の欄が本章のもの。なぜ塞げないか・善処した範囲・残る危険・負う者つき）による（本章には写さない）。</w:t>
       </w:r>
     </w:p>
     <w:p>
